--- a/docs/casos-de-uso-v2/CU-01 Gestionar Cuenta de Usuario.docx
+++ b/docs/casos-de-uso-v2/CU-01 Gestionar Cuenta de Usuario.docx
@@ -60,7 +60,7 @@
           <w:sz w:val="22"/>
           <w:szCs w:val="22"/>
         </w:rPr>
-        <w:t xml:space="preserve">Versión 2.0</w:t>
+        <w:t xml:space="preserve">Versión 2.1</w:t>
       </w:r>
     </w:p>
     <w:p>
@@ -74,7 +74,7 @@
           <w:sz w:val="22"/>
           <w:szCs w:val="22"/>
         </w:rPr>
-        <w:t xml:space="preserve">Elaborado por Heydi Herrera, Daniel Lima   05/10/2026</w:t>
+        <w:t xml:space="preserve">Elaborado por Heydi Herrera, Daniel Lima   10/10/2026</w:t>
       </w:r>
     </w:p>
     <w:p>
@@ -473,6 +473,124 @@
           </w:p>
         </w:tc>
       </w:tr>
+      <w:tr>
+        <w:tc>
+          <w:tcPr>
+            <w:tcW w:type="dxa" w:w="2300"/>
+            <w:tcBorders>
+              <w:top w:val="single" w:color="999999" w:sz="4"/>
+              <w:left w:val="single" w:color="999999" w:sz="4"/>
+              <w:bottom w:val="single" w:color="999999" w:sz="4"/>
+              <w:right w:val="single" w:color="999999" w:sz="4"/>
+            </w:tcBorders>
+            <w:tcMar>
+              <w:top w:type="dxa" w:w="60"/>
+              <w:left w:type="dxa" w:w="100"/>
+              <w:bottom w:type="dxa" w:w="60"/>
+              <w:right w:type="dxa" w:w="100"/>
+            </w:tcMar>
+          </w:tcPr>
+          <w:p>
+            <w:r>
+              <w:rPr>
+                <w:rFonts w:ascii="Calibri" w:cs="Calibri" w:eastAsia="Calibri" w:hAnsi="Calibri"/>
+                <w:b w:val="false"/>
+                <w:bCs w:val="false"/>
+                <w:sz w:val="20"/>
+                <w:szCs w:val="20"/>
+              </w:rPr>
+              <w:t xml:space="preserve">Heydi Herrera, Daniel Lima</w:t>
+            </w:r>
+          </w:p>
+        </w:tc>
+        <w:tc>
+          <w:tcPr>
+            <w:tcW w:type="dxa" w:w="1400"/>
+            <w:tcBorders>
+              <w:top w:val="single" w:color="999999" w:sz="4"/>
+              <w:left w:val="single" w:color="999999" w:sz="4"/>
+              <w:bottom w:val="single" w:color="999999" w:sz="4"/>
+              <w:right w:val="single" w:color="999999" w:sz="4"/>
+            </w:tcBorders>
+            <w:tcMar>
+              <w:top w:type="dxa" w:w="60"/>
+              <w:left w:type="dxa" w:w="100"/>
+              <w:bottom w:type="dxa" w:w="60"/>
+              <w:right w:type="dxa" w:w="100"/>
+            </w:tcMar>
+          </w:tcPr>
+          <w:p>
+            <w:r>
+              <w:rPr>
+                <w:rFonts w:ascii="Calibri" w:cs="Calibri" w:eastAsia="Calibri" w:hAnsi="Calibri"/>
+                <w:b w:val="false"/>
+                <w:bCs w:val="false"/>
+                <w:sz w:val="20"/>
+                <w:szCs w:val="20"/>
+              </w:rPr>
+              <w:t xml:space="preserve">10/10/2026</w:t>
+            </w:r>
+          </w:p>
+        </w:tc>
+        <w:tc>
+          <w:tcPr>
+            <w:tcW w:type="dxa" w:w="4760"/>
+            <w:tcBorders>
+              <w:top w:val="single" w:color="999999" w:sz="4"/>
+              <w:left w:val="single" w:color="999999" w:sz="4"/>
+              <w:bottom w:val="single" w:color="999999" w:sz="4"/>
+              <w:right w:val="single" w:color="999999" w:sz="4"/>
+            </w:tcBorders>
+            <w:tcMar>
+              <w:top w:type="dxa" w:w="60"/>
+              <w:left w:type="dxa" w:w="100"/>
+              <w:bottom w:type="dxa" w:w="60"/>
+              <w:right w:type="dxa" w:w="100"/>
+            </w:tcMar>
+          </w:tcPr>
+          <w:p>
+            <w:r>
+              <w:rPr>
+                <w:rFonts w:ascii="Calibri" w:cs="Calibri" w:eastAsia="Calibri" w:hAnsi="Calibri"/>
+                <w:b w:val="false"/>
+                <w:bCs w:val="false"/>
+                <w:sz w:val="20"/>
+                <w:szCs w:val="20"/>
+              </w:rPr>
+              <w:t xml:space="preserve">Redacción más fluida de los flujos, con los nombres reales de botones, apartados y mensajes de la interfaz; se agregan los flujos de reasignación y aprobación de respuestas</w:t>
+            </w:r>
+          </w:p>
+        </w:tc>
+        <w:tc>
+          <w:tcPr>
+            <w:tcW w:type="dxa" w:w="900"/>
+            <w:tcBorders>
+              <w:top w:val="single" w:color="999999" w:sz="4"/>
+              <w:left w:val="single" w:color="999999" w:sz="4"/>
+              <w:bottom w:val="single" w:color="999999" w:sz="4"/>
+              <w:right w:val="single" w:color="999999" w:sz="4"/>
+            </w:tcBorders>
+            <w:tcMar>
+              <w:top w:type="dxa" w:w="60"/>
+              <w:left w:type="dxa" w:w="100"/>
+              <w:bottom w:type="dxa" w:w="60"/>
+              <w:right w:type="dxa" w:w="100"/>
+            </w:tcMar>
+          </w:tcPr>
+          <w:p>
+            <w:r>
+              <w:rPr>
+                <w:rFonts w:ascii="Calibri" w:cs="Calibri" w:eastAsia="Calibri" w:hAnsi="Calibri"/>
+                <w:b w:val="false"/>
+                <w:bCs w:val="false"/>
+                <w:sz w:val="20"/>
+                <w:szCs w:val="20"/>
+              </w:rPr>
+              <w:t xml:space="preserve">2.1</w:t>
+            </w:r>
+          </w:p>
+        </w:tc>
+      </w:tr>
     </w:tbl>
     <w:p>
       <w:pPr>
@@ -514,7 +632,7 @@
           <w:sz w:val="22"/>
           <w:szCs w:val="22"/>
         </w:rPr>
-        <w:t xml:space="preserve">El presente caso de uso describe los procesos mediante los cuales un cliente administra su cuenta en el Sistema de Quejas: registrarse para crear una cuenta nueva, recuperar el acceso cuando ha olvidado su contraseña y consultar o modificar sus datos personales y de contacto una vez autenticado.</w:t>
+        <w:t xml:space="preserve">Este caso de uso agrupa todo lo que un cliente puede hacer con su propia cuenta en el Sistema de Quejas: crearla (registrarse), recuperar el acceso cuando olvidó su contraseña y mantener actualizados sus datos personales desde la opción “Mi perfil”.</w:t>
       </w:r>
     </w:p>
     <w:p>
@@ -544,7 +662,7 @@
           <w:sz w:val="22"/>
           <w:szCs w:val="22"/>
         </w:rPr>
-        <w:t xml:space="preserve">Permitir que los clientes creen y mantengan su cuenta de manera segura, validando la información ingresada antes de almacenarla y permitiéndoles restablecer su contraseña mediante un código enviado a su correo.</w:t>
+        <w:t xml:space="preserve">Permitir que los clientes creen y mantengan su cuenta de manera segura, validando la información antes de almacenarla y ofreciendo un mecanismo de recuperación de contraseña mediante un código enviado a su correo electrónico.</w:t>
       </w:r>
     </w:p>
     <w:p>
@@ -632,7 +750,7 @@
           <w:sz w:val="22"/>
           <w:szCs w:val="22"/>
         </w:rPr>
-        <w:t xml:space="preserve">Servidor de correo electrónico (sistema externo, para el código de recuperación).</w:t>
+        <w:t xml:space="preserve">Servidor de correo electrónico (sistema externo, envía el código de recuperación).</w:t>
       </w:r>
     </w:p>
     <w:p>
@@ -667,7 +785,7 @@
           <w:sz w:val="22"/>
           <w:szCs w:val="22"/>
         </w:rPr>
-        <w:t xml:space="preserve">Flujo 1 (Registrarse): el usuario no posee una cuenta registrada.</w:t>
+        <w:t xml:space="preserve">Flujo 1 (Registrarse): la persona no tiene una cuenta registrada con su correo.</w:t>
       </w:r>
     </w:p>
     <w:p>
@@ -685,7 +803,7 @@
           <w:sz w:val="22"/>
           <w:szCs w:val="22"/>
         </w:rPr>
-        <w:t xml:space="preserve">Flujo 2 (Recuperar contraseña): el usuario posee una cuenta registrada con un correo electrónico asociado.</w:t>
+        <w:t xml:space="preserve">Flujo 2 (Recuperar contraseña): la persona tiene una cuenta con un correo electrónico asociado.</w:t>
       </w:r>
     </w:p>
     <w:p>
@@ -703,7 +821,7 @@
           <w:sz w:val="22"/>
           <w:szCs w:val="22"/>
         </w:rPr>
-        <w:t xml:space="preserve">Flujo 3 (Actualizar perfil): el usuario posee una cuenta y ha iniciado sesión (sesión activa).</w:t>
+        <w:t xml:space="preserve">Flujo 3 (Actualizar perfil): el cliente tiene la sesión iniciada (CU-00).</w:t>
       </w:r>
     </w:p>
     <w:p>
@@ -772,7 +890,7 @@
           <w:sz w:val="22"/>
           <w:szCs w:val="22"/>
         </w:rPr>
-        <w:t xml:space="preserve">El usuario ingresa al portal del Sistema de Quejas.</w:t>
+        <w:t xml:space="preserve">En la pantalla de acceso del portal (CU-00), el usuario selecciona el enlace “Registrarse”.</w:t>
       </w:r>
     </w:p>
     <w:p>
@@ -790,25 +908,7 @@
           <w:sz w:val="22"/>
           <w:szCs w:val="22"/>
         </w:rPr>
-        <w:t xml:space="preserve">El usuario selecciona “Registrarse”.</w:t>
-      </w:r>
-    </w:p>
-    <w:p>
-      <w:pPr>
-        <w:pStyle w:val="ListParagraph"/>
-        <w:numPr>
-          <w:ilvl w:val="0"/>
-          <w:numId w:val="3"/>
-        </w:numPr>
-        <w:spacing w:after="80"/>
-      </w:pPr>
-      <w:r>
-        <w:rPr>
-          <w:rFonts w:ascii="Calibri" w:cs="Calibri" w:eastAsia="Calibri" w:hAnsi="Calibri"/>
-          <w:sz w:val="22"/>
-          <w:szCs w:val="22"/>
-        </w:rPr>
-        <w:t xml:space="preserve">El sistema solicita los siguientes campos (FA01, FA02, FA07):</w:t>
+        <w:t xml:space="preserve">El sistema abre el formulario “Registrarse” y solicita los siguientes datos personales (FA01, FA02, FA07):</w:t>
       </w:r>
     </w:p>
     <w:tbl>
@@ -1245,7 +1345,7 @@
                 <w:sz w:val="20"/>
                 <w:szCs w:val="20"/>
               </w:rPr>
-              <w:t xml:space="preserve">catálogo</w:t>
+              <w:t xml:space="preserve">catálogo (lista desplegable)</w:t>
             </w:r>
           </w:p>
         </w:tc>
@@ -1570,7 +1670,7 @@
                 <w:sz w:val="20"/>
                 <w:szCs w:val="20"/>
               </w:rPr>
-              <w:t xml:space="preserve">teléfono</w:t>
+              <w:t xml:space="preserve">teléfono (8 dígitos)</w:t>
             </w:r>
           </w:p>
         </w:tc>
@@ -1809,7 +1909,7 @@
           <w:sz w:val="22"/>
           <w:szCs w:val="22"/>
         </w:rPr>
-        <w:t xml:space="preserve">El sistema muestra el enlace alternativo “Volver al Inicio de Sesión” (FA07).</w:t>
+        <w:t xml:space="preserve">Al final del formulario, el sistema muestra el botón “Crear nueva cuenta” y, debajo, el enlace “Volver al Inicio de Sesión” (FA07).</w:t>
       </w:r>
     </w:p>
     <w:p>
@@ -1827,7 +1927,7 @@
           <w:sz w:val="22"/>
           <w:szCs w:val="22"/>
         </w:rPr>
-        <w:t xml:space="preserve">El usuario presiona el botón “Crear nueva cuenta”.</w:t>
+        <w:t xml:space="preserve">El usuario completa sus datos y presiona “Crear nueva cuenta”. El sistema valida los datos y verifica que el correo no esté registrado (FA01, FA02).</w:t>
       </w:r>
     </w:p>
     <w:p>
@@ -1845,7 +1945,7 @@
           <w:sz w:val="22"/>
           <w:szCs w:val="22"/>
         </w:rPr>
-        <w:t xml:space="preserve">El sistema solicita los siguientes campos (FA03, FA04, FA05):</w:t>
+        <w:t xml:space="preserve">El sistema habilita la sección “Seguridad de la Cuenta” y solicita la contraseña (FA03, FA04, FA05):</w:t>
       </w:r>
     </w:p>
     <w:tbl>
@@ -2256,7 +2356,7 @@
           <w:sz w:val="22"/>
           <w:szCs w:val="22"/>
         </w:rPr>
-        <w:t xml:space="preserve">El sistema muestra el mensaje de confirmación: “¿Está seguro de proceder con el registro de su cuenta?”, junto con las opciones Sí / No.</w:t>
+        <w:t xml:space="preserve">El usuario escribe su contraseña, la confirma y presiona el botón “Registrar Usuario”.</w:t>
       </w:r>
     </w:p>
     <w:p>
@@ -2274,7 +2374,7 @@
           <w:sz w:val="22"/>
           <w:szCs w:val="22"/>
         </w:rPr>
-        <w:t xml:space="preserve">El usuario confirma la operación seleccionando Sí (FA06).</w:t>
+        <w:t xml:space="preserve">El sistema muestra una ventana de confirmación con el mensaje “¿Está seguro de proceder con el registro de su cuenta?” y las opciones “Sí” y “No”.</w:t>
       </w:r>
     </w:p>
     <w:p>
@@ -2292,7 +2392,7 @@
           <w:sz w:val="22"/>
           <w:szCs w:val="22"/>
         </w:rPr>
-        <w:t xml:space="preserve">El sistema registra el nuevo usuario en la base de datos con la contraseña cifrada.</w:t>
+        <w:t xml:space="preserve">El usuario selecciona “Sí” (FA06).</w:t>
       </w:r>
     </w:p>
     <w:p>
@@ -2310,7 +2410,7 @@
           <w:sz w:val="22"/>
           <w:szCs w:val="22"/>
         </w:rPr>
-        <w:t xml:space="preserve">El sistema muestra el mensaje de éxito indicando que el registro fue completado.</w:t>
+        <w:t xml:space="preserve">El sistema guarda la nueva cuenta en la base de datos, con la contraseña cifrada.</w:t>
       </w:r>
     </w:p>
     <w:p>
@@ -2328,7 +2428,7 @@
           <w:sz w:val="22"/>
           <w:szCs w:val="22"/>
         </w:rPr>
-        <w:t xml:space="preserve">El sistema redirige automáticamente a la pantalla de inicio de sesión (CU-00).</w:t>
+        <w:t xml:space="preserve">El sistema muestra el mensaje de éxito “Usuario registrado exitosamente. Redirigiendo al inicio de sesión...” y, en pocos segundos, lleva al usuario a la pantalla de acceso (CU-00).</w:t>
       </w:r>
     </w:p>
     <w:p>
@@ -2380,7 +2480,7 @@
           <w:sz w:val="22"/>
           <w:szCs w:val="22"/>
         </w:rPr>
-        <w:t xml:space="preserve">El usuario ingresa al portal del Sistema de Quejas.</w:t>
+        <w:t xml:space="preserve">En la pantalla de acceso (CU-00), el usuario selecciona el enlace “¿Olvidaste tu contraseña?”.</w:t>
       </w:r>
     </w:p>
     <w:p>
@@ -2398,25 +2498,7 @@
           <w:sz w:val="22"/>
           <w:szCs w:val="22"/>
         </w:rPr>
-        <w:t xml:space="preserve">El usuario selecciona la opción “¿Olvidaste tu contraseña?”.</w:t>
-      </w:r>
-    </w:p>
-    <w:p>
-      <w:pPr>
-        <w:pStyle w:val="ListParagraph"/>
-        <w:numPr>
-          <w:ilvl w:val="0"/>
-          <w:numId w:val="4"/>
-        </w:numPr>
-        <w:spacing w:after="80"/>
-      </w:pPr>
-      <w:r>
-        <w:rPr>
-          <w:rFonts w:ascii="Calibri" w:cs="Calibri" w:eastAsia="Calibri" w:hAnsi="Calibri"/>
-          <w:sz w:val="22"/>
-          <w:szCs w:val="22"/>
-        </w:rPr>
-        <w:t xml:space="preserve">El sistema solicita el correo electrónico registrado (FA08, FA09, FA10, FA18):</w:t>
+        <w:t xml:space="preserve">El sistema abre la pantalla “Recuperar Contraseña” y solicita el correo con el que se registró la cuenta (FA08, FA09, FA10, FA18):</w:t>
       </w:r>
     </w:p>
     <w:tbl>
@@ -2709,7 +2791,7 @@
           <w:sz w:val="22"/>
           <w:szCs w:val="22"/>
         </w:rPr>
-        <w:t xml:space="preserve">El usuario presiona el botón “ENVIAR”.</w:t>
+        <w:t xml:space="preserve">El usuario escribe su correo y presiona el botón “ENVIAR”.</w:t>
       </w:r>
     </w:p>
     <w:p>
@@ -2727,7 +2809,7 @@
           <w:sz w:val="22"/>
           <w:szCs w:val="22"/>
         </w:rPr>
-        <w:t xml:space="preserve">El sistema genera un código de recuperación con tiempo de expiración (15 minutos) y lo envía al correo registrado.</w:t>
+        <w:t xml:space="preserve">El sistema genera un código de recuperación de un solo uso, con vigencia de 15 minutos, y lo envía al correo registrado.</w:t>
       </w:r>
     </w:p>
     <w:p>
@@ -2745,7 +2827,7 @@
           <w:sz w:val="22"/>
           <w:szCs w:val="22"/>
         </w:rPr>
-        <w:t xml:space="preserve">El sistema solicita el código de recuperación recibido (FA11, FA12, FA13, FA18):</w:t>
+        <w:t xml:space="preserve">La misma pantalla pasa a solicitar el código recibido y la nueva contraseña (FA11 a FA18):</w:t>
       </w:r>
     </w:p>
     <w:tbl>
@@ -3009,6 +3091,242 @@
           </w:p>
         </w:tc>
       </w:tr>
+      <w:tr>
+        <w:tc>
+          <w:tcPr>
+            <w:tcW w:type="dxa" w:w="2600"/>
+            <w:tcBorders>
+              <w:top w:val="single" w:color="999999" w:sz="4"/>
+              <w:left w:val="single" w:color="999999" w:sz="4"/>
+              <w:bottom w:val="single" w:color="999999" w:sz="4"/>
+              <w:right w:val="single" w:color="999999" w:sz="4"/>
+            </w:tcBorders>
+            <w:tcMar>
+              <w:top w:type="dxa" w:w="60"/>
+              <w:left w:type="dxa" w:w="100"/>
+              <w:bottom w:type="dxa" w:w="60"/>
+              <w:right w:type="dxa" w:w="100"/>
+            </w:tcMar>
+          </w:tcPr>
+          <w:p>
+            <w:r>
+              <w:rPr>
+                <w:rFonts w:ascii="Calibri" w:cs="Calibri" w:eastAsia="Calibri" w:hAnsi="Calibri"/>
+                <w:b w:val="false"/>
+                <w:bCs w:val="false"/>
+                <w:sz w:val="20"/>
+                <w:szCs w:val="20"/>
+              </w:rPr>
+              <w:t xml:space="preserve">contraseña</w:t>
+            </w:r>
+          </w:p>
+        </w:tc>
+        <w:tc>
+          <w:tcPr>
+            <w:tcW w:type="dxa" w:w="3000"/>
+            <w:tcBorders>
+              <w:top w:val="single" w:color="999999" w:sz="4"/>
+              <w:left w:val="single" w:color="999999" w:sz="4"/>
+              <w:bottom w:val="single" w:color="999999" w:sz="4"/>
+              <w:right w:val="single" w:color="999999" w:sz="4"/>
+            </w:tcBorders>
+            <w:tcMar>
+              <w:top w:type="dxa" w:w="60"/>
+              <w:left w:type="dxa" w:w="100"/>
+              <w:bottom w:type="dxa" w:w="60"/>
+              <w:right w:type="dxa" w:w="100"/>
+            </w:tcMar>
+          </w:tcPr>
+          <w:p>
+            <w:r>
+              <w:rPr>
+                <w:rFonts w:ascii="Calibri" w:cs="Calibri" w:eastAsia="Calibri" w:hAnsi="Calibri"/>
+                <w:b w:val="false"/>
+                <w:bCs w:val="false"/>
+                <w:sz w:val="20"/>
+                <w:szCs w:val="20"/>
+              </w:rPr>
+              <w:t xml:space="preserve">alfanumérico con caracteres especiales (al menos una mayúscula, un número y un carácter especial)</w:t>
+            </w:r>
+          </w:p>
+        </w:tc>
+        <w:tc>
+          <w:tcPr>
+            <w:tcW w:type="dxa" w:w="1500"/>
+            <w:tcBorders>
+              <w:top w:val="single" w:color="999999" w:sz="4"/>
+              <w:left w:val="single" w:color="999999" w:sz="4"/>
+              <w:bottom w:val="single" w:color="999999" w:sz="4"/>
+              <w:right w:val="single" w:color="999999" w:sz="4"/>
+            </w:tcBorders>
+            <w:tcMar>
+              <w:top w:type="dxa" w:w="60"/>
+              <w:left w:type="dxa" w:w="100"/>
+              <w:bottom w:type="dxa" w:w="60"/>
+              <w:right w:type="dxa" w:w="100"/>
+            </w:tcMar>
+          </w:tcPr>
+          <w:p>
+            <w:r>
+              <w:rPr>
+                <w:rFonts w:ascii="Calibri" w:cs="Calibri" w:eastAsia="Calibri" w:hAnsi="Calibri"/>
+                <w:b w:val="false"/>
+                <w:bCs w:val="false"/>
+                <w:sz w:val="20"/>
+                <w:szCs w:val="20"/>
+              </w:rPr>
+              <w:t xml:space="preserve">Sí</w:t>
+            </w:r>
+          </w:p>
+        </w:tc>
+        <w:tc>
+          <w:tcPr>
+            <w:tcW w:type="dxa" w:w="2260"/>
+            <w:tcBorders>
+              <w:top w:val="single" w:color="999999" w:sz="4"/>
+              <w:left w:val="single" w:color="999999" w:sz="4"/>
+              <w:bottom w:val="single" w:color="999999" w:sz="4"/>
+              <w:right w:val="single" w:color="999999" w:sz="4"/>
+            </w:tcBorders>
+            <w:tcMar>
+              <w:top w:type="dxa" w:w="60"/>
+              <w:left w:type="dxa" w:w="100"/>
+              <w:bottom w:type="dxa" w:w="60"/>
+              <w:right w:type="dxa" w:w="100"/>
+            </w:tcMar>
+          </w:tcPr>
+          <w:p>
+            <w:r>
+              <w:rPr>
+                <w:rFonts w:ascii="Calibri" w:cs="Calibri" w:eastAsia="Calibri" w:hAnsi="Calibri"/>
+                <w:b w:val="false"/>
+                <w:bCs w:val="false"/>
+                <w:sz w:val="20"/>
+                <w:szCs w:val="20"/>
+              </w:rPr>
+              <w:t xml:space="preserve">Mínimo 6 y máximo 20 caracteres</w:t>
+            </w:r>
+          </w:p>
+        </w:tc>
+      </w:tr>
+      <w:tr>
+        <w:tc>
+          <w:tcPr>
+            <w:tcW w:type="dxa" w:w="2600"/>
+            <w:tcBorders>
+              <w:top w:val="single" w:color="999999" w:sz="4"/>
+              <w:left w:val="single" w:color="999999" w:sz="4"/>
+              <w:bottom w:val="single" w:color="999999" w:sz="4"/>
+              <w:right w:val="single" w:color="999999" w:sz="4"/>
+            </w:tcBorders>
+            <w:tcMar>
+              <w:top w:type="dxa" w:w="60"/>
+              <w:left w:type="dxa" w:w="100"/>
+              <w:bottom w:type="dxa" w:w="60"/>
+              <w:right w:type="dxa" w:w="100"/>
+            </w:tcMar>
+          </w:tcPr>
+          <w:p>
+            <w:r>
+              <w:rPr>
+                <w:rFonts w:ascii="Calibri" w:cs="Calibri" w:eastAsia="Calibri" w:hAnsi="Calibri"/>
+                <w:b w:val="false"/>
+                <w:bCs w:val="false"/>
+                <w:sz w:val="20"/>
+                <w:szCs w:val="20"/>
+              </w:rPr>
+              <w:t xml:space="preserve">confirmar contraseña</w:t>
+            </w:r>
+          </w:p>
+        </w:tc>
+        <w:tc>
+          <w:tcPr>
+            <w:tcW w:type="dxa" w:w="3000"/>
+            <w:tcBorders>
+              <w:top w:val="single" w:color="999999" w:sz="4"/>
+              <w:left w:val="single" w:color="999999" w:sz="4"/>
+              <w:bottom w:val="single" w:color="999999" w:sz="4"/>
+              <w:right w:val="single" w:color="999999" w:sz="4"/>
+            </w:tcBorders>
+            <w:tcMar>
+              <w:top w:type="dxa" w:w="60"/>
+              <w:left w:type="dxa" w:w="100"/>
+              <w:bottom w:type="dxa" w:w="60"/>
+              <w:right w:type="dxa" w:w="100"/>
+            </w:tcMar>
+          </w:tcPr>
+          <w:p>
+            <w:r>
+              <w:rPr>
+                <w:rFonts w:ascii="Calibri" w:cs="Calibri" w:eastAsia="Calibri" w:hAnsi="Calibri"/>
+                <w:b w:val="false"/>
+                <w:bCs w:val="false"/>
+                <w:sz w:val="20"/>
+                <w:szCs w:val="20"/>
+              </w:rPr>
+              <w:t xml:space="preserve">igual que la contraseña</w:t>
+            </w:r>
+          </w:p>
+        </w:tc>
+        <w:tc>
+          <w:tcPr>
+            <w:tcW w:type="dxa" w:w="1500"/>
+            <w:tcBorders>
+              <w:top w:val="single" w:color="999999" w:sz="4"/>
+              <w:left w:val="single" w:color="999999" w:sz="4"/>
+              <w:bottom w:val="single" w:color="999999" w:sz="4"/>
+              <w:right w:val="single" w:color="999999" w:sz="4"/>
+            </w:tcBorders>
+            <w:tcMar>
+              <w:top w:type="dxa" w:w="60"/>
+              <w:left w:type="dxa" w:w="100"/>
+              <w:bottom w:type="dxa" w:w="60"/>
+              <w:right w:type="dxa" w:w="100"/>
+            </w:tcMar>
+          </w:tcPr>
+          <w:p>
+            <w:r>
+              <w:rPr>
+                <w:rFonts w:ascii="Calibri" w:cs="Calibri" w:eastAsia="Calibri" w:hAnsi="Calibri"/>
+                <w:b w:val="false"/>
+                <w:bCs w:val="false"/>
+                <w:sz w:val="20"/>
+                <w:szCs w:val="20"/>
+              </w:rPr>
+              <w:t xml:space="preserve">Sí</w:t>
+            </w:r>
+          </w:p>
+        </w:tc>
+        <w:tc>
+          <w:tcPr>
+            <w:tcW w:type="dxa" w:w="2260"/>
+            <w:tcBorders>
+              <w:top w:val="single" w:color="999999" w:sz="4"/>
+              <w:left w:val="single" w:color="999999" w:sz="4"/>
+              <w:bottom w:val="single" w:color="999999" w:sz="4"/>
+              <w:right w:val="single" w:color="999999" w:sz="4"/>
+            </w:tcBorders>
+            <w:tcMar>
+              <w:top w:type="dxa" w:w="60"/>
+              <w:left w:type="dxa" w:w="100"/>
+              <w:bottom w:type="dxa" w:w="60"/>
+              <w:right w:type="dxa" w:w="100"/>
+            </w:tcMar>
+          </w:tcPr>
+          <w:p>
+            <w:r>
+              <w:rPr>
+                <w:rFonts w:ascii="Calibri" w:cs="Calibri" w:eastAsia="Calibri" w:hAnsi="Calibri"/>
+                <w:b w:val="false"/>
+                <w:bCs w:val="false"/>
+                <w:sz w:val="20"/>
+                <w:szCs w:val="20"/>
+              </w:rPr>
+              <w:t xml:space="preserve">Mínimo 6 y máximo 20 caracteres</w:t>
+            </w:r>
+          </w:p>
+        </w:tc>
+      </w:tr>
     </w:tbl>
     <w:p>
       <w:pPr>
@@ -3038,7 +3356,131 @@
           <w:sz w:val="22"/>
           <w:szCs w:val="22"/>
         </w:rPr>
-        <w:t xml:space="preserve">El usuario ingresa la nueva contraseña y su confirmación (FA14, FA15, FA16, FA17, FA18):</w:t>
+        <w:t xml:space="preserve">El usuario revisa su correo, escribe el código, define su nueva contraseña, la confirma y presiona el botón “Validar”.</w:t>
+      </w:r>
+    </w:p>
+    <w:p>
+      <w:pPr>
+        <w:pStyle w:val="ListParagraph"/>
+        <w:numPr>
+          <w:ilvl w:val="0"/>
+          <w:numId w:val="4"/>
+        </w:numPr>
+        <w:spacing w:after="80"/>
+      </w:pPr>
+      <w:r>
+        <w:rPr>
+          <w:rFonts w:ascii="Calibri" w:cs="Calibri" w:eastAsia="Calibri" w:hAnsi="Calibri"/>
+          <w:sz w:val="22"/>
+          <w:szCs w:val="22"/>
+        </w:rPr>
+        <w:t xml:space="preserve">El sistema comprueba que el código sea correcto y esté vigente, valida la nueva contraseña y la actualiza. El código queda marcado como usado y las sesiones abiertas anteriormente con esa cuenta se cierran.</w:t>
+      </w:r>
+    </w:p>
+    <w:p>
+      <w:pPr>
+        <w:pStyle w:val="ListParagraph"/>
+        <w:numPr>
+          <w:ilvl w:val="0"/>
+          <w:numId w:val="4"/>
+        </w:numPr>
+        <w:spacing w:after="80"/>
+      </w:pPr>
+      <w:r>
+        <w:rPr>
+          <w:rFonts w:ascii="Calibri" w:cs="Calibri" w:eastAsia="Calibri" w:hAnsi="Calibri"/>
+          <w:sz w:val="22"/>
+          <w:szCs w:val="22"/>
+        </w:rPr>
+        <w:t xml:space="preserve">El sistema registra el cambio en la bitácora de auditoría (CU-10).</w:t>
+      </w:r>
+    </w:p>
+    <w:p>
+      <w:pPr>
+        <w:pStyle w:val="ListParagraph"/>
+        <w:numPr>
+          <w:ilvl w:val="0"/>
+          <w:numId w:val="4"/>
+        </w:numPr>
+        <w:spacing w:after="80"/>
+      </w:pPr>
+      <w:r>
+        <w:rPr>
+          <w:rFonts w:ascii="Calibri" w:cs="Calibri" w:eastAsia="Calibri" w:hAnsi="Calibri"/>
+          <w:sz w:val="22"/>
+          <w:szCs w:val="22"/>
+        </w:rPr>
+        <w:t xml:space="preserve">El sistema muestra el mensaje de éxito “Contraseña restablecida exitosamente. Redirigiendo...” y lleva al usuario a la pantalla de acceso (CU-00).</w:t>
+      </w:r>
+    </w:p>
+    <w:p>
+      <w:pPr>
+        <w:pStyle w:val="ListParagraph"/>
+        <w:numPr>
+          <w:ilvl w:val="0"/>
+          <w:numId w:val="4"/>
+        </w:numPr>
+        <w:spacing w:after="80"/>
+      </w:pPr>
+      <w:r>
+        <w:rPr>
+          <w:rFonts w:ascii="Calibri" w:cs="Calibri" w:eastAsia="Calibri" w:hAnsi="Calibri"/>
+          <w:sz w:val="22"/>
+          <w:szCs w:val="22"/>
+        </w:rPr>
+        <w:t xml:space="preserve">Fin del flujo normal básico 2.</w:t>
+      </w:r>
+    </w:p>
+    <w:p>
+      <w:pPr>
+        <w:keepNext/>
+        <w:spacing w:after="60" w:before="140"/>
+      </w:pPr>
+      <w:r>
+        <w:rPr>
+          <w:rFonts w:ascii="Calibri" w:cs="Calibri" w:eastAsia="Calibri" w:hAnsi="Calibri"/>
+          <w:b/>
+          <w:bCs/>
+          <w:sz w:val="22"/>
+          <w:szCs w:val="22"/>
+        </w:rPr>
+        <w:t xml:space="preserve">Flujo normal básico 3 – Actualizar perfil</w:t>
+      </w:r>
+    </w:p>
+    <w:p>
+      <w:pPr>
+        <w:pStyle w:val="ListParagraph"/>
+        <w:numPr>
+          <w:ilvl w:val="0"/>
+          <w:numId w:val="5"/>
+        </w:numPr>
+        <w:spacing w:after="80"/>
+      </w:pPr>
+      <w:r>
+        <w:rPr>
+          <w:rFonts w:ascii="Calibri" w:cs="Calibri" w:eastAsia="Calibri" w:hAnsi="Calibri"/>
+          <w:sz w:val="22"/>
+          <w:szCs w:val="22"/>
+        </w:rPr>
+        <w:t xml:space="preserve">Con la sesión iniciada, el usuario selecciona “Mi perfil” en el menú lateral.</w:t>
+      </w:r>
+    </w:p>
+    <w:p>
+      <w:pPr>
+        <w:pStyle w:val="ListParagraph"/>
+        <w:numPr>
+          <w:ilvl w:val="0"/>
+          <w:numId w:val="5"/>
+        </w:numPr>
+        <w:spacing w:after="80"/>
+      </w:pPr>
+      <w:r>
+        <w:rPr>
+          <w:rFonts w:ascii="Calibri" w:cs="Calibri" w:eastAsia="Calibri" w:hAnsi="Calibri"/>
+          <w:sz w:val="22"/>
+          <w:szCs w:val="22"/>
+        </w:rPr>
+        <w:t xml:space="preserve">El sistema muestra la pantalla “Mi perfil” con sus datos actuales, que se pueden modificar (FA19, FA20, FA21):</w:t>
       </w:r>
     </w:p>
     <w:tbl>
@@ -3210,7 +3652,7 @@
                 <w:sz w:val="20"/>
                 <w:szCs w:val="20"/>
               </w:rPr>
-              <w:t xml:space="preserve">contraseña</w:t>
+              <w:t xml:space="preserve">nombre completo</w:t>
             </w:r>
           </w:p>
         </w:tc>
@@ -3239,7 +3681,7 @@
                 <w:sz w:val="20"/>
                 <w:szCs w:val="20"/>
               </w:rPr>
-              <w:t xml:space="preserve">alfanumérico con caracteres especiales (al menos una mayúscula, un número y un carácter especial)</w:t>
+              <w:t xml:space="preserve">texto alfabético</w:t>
             </w:r>
           </w:p>
         </w:tc>
@@ -3297,7 +3739,7 @@
                 <w:sz w:val="20"/>
                 <w:szCs w:val="20"/>
               </w:rPr>
-              <w:t xml:space="preserve">Mínimo 6 y máximo 20 caracteres</w:t>
+              <w:t xml:space="preserve">100 caracteres</w:t>
             </w:r>
           </w:p>
         </w:tc>
@@ -3328,7 +3770,7 @@
                 <w:sz w:val="20"/>
                 <w:szCs w:val="20"/>
               </w:rPr>
-              <w:t xml:space="preserve">confirmar contraseña</w:t>
+              <w:t xml:space="preserve">fecha de nacimiento</w:t>
             </w:r>
           </w:p>
         </w:tc>
@@ -3357,7 +3799,7 @@
                 <w:sz w:val="20"/>
                 <w:szCs w:val="20"/>
               </w:rPr>
-              <w:t xml:space="preserve">igual que la contraseña</w:t>
+              <w:t xml:space="preserve">formato fecha DD/MM/AAAA</w:t>
             </w:r>
           </w:p>
         </w:tc>
@@ -3387,6 +3829,832 @@
                 <w:szCs w:val="20"/>
               </w:rPr>
               <w:t xml:space="preserve">Sí</w:t>
+            </w:r>
+          </w:p>
+        </w:tc>
+        <w:tc>
+          <w:tcPr>
+            <w:tcW w:type="dxa" w:w="2260"/>
+            <w:tcBorders>
+              <w:top w:val="single" w:color="999999" w:sz="4"/>
+              <w:left w:val="single" w:color="999999" w:sz="4"/>
+              <w:bottom w:val="single" w:color="999999" w:sz="4"/>
+              <w:right w:val="single" w:color="999999" w:sz="4"/>
+            </w:tcBorders>
+            <w:tcMar>
+              <w:top w:type="dxa" w:w="60"/>
+              <w:left w:type="dxa" w:w="100"/>
+              <w:bottom w:type="dxa" w:w="60"/>
+              <w:right w:type="dxa" w:w="100"/>
+            </w:tcMar>
+          </w:tcPr>
+          <w:p>
+            <w:r>
+              <w:rPr>
+                <w:rFonts w:ascii="Calibri" w:cs="Calibri" w:eastAsia="Calibri" w:hAnsi="Calibri"/>
+                <w:b w:val="false"/>
+                <w:bCs w:val="false"/>
+                <w:sz w:val="20"/>
+                <w:szCs w:val="20"/>
+              </w:rPr>
+              <w:t xml:space="preserve">8 caracteres</w:t>
+            </w:r>
+          </w:p>
+        </w:tc>
+      </w:tr>
+      <w:tr>
+        <w:tc>
+          <w:tcPr>
+            <w:tcW w:type="dxa" w:w="2600"/>
+            <w:tcBorders>
+              <w:top w:val="single" w:color="999999" w:sz="4"/>
+              <w:left w:val="single" w:color="999999" w:sz="4"/>
+              <w:bottom w:val="single" w:color="999999" w:sz="4"/>
+              <w:right w:val="single" w:color="999999" w:sz="4"/>
+            </w:tcBorders>
+            <w:tcMar>
+              <w:top w:type="dxa" w:w="60"/>
+              <w:left w:type="dxa" w:w="100"/>
+              <w:bottom w:type="dxa" w:w="60"/>
+              <w:right w:type="dxa" w:w="100"/>
+            </w:tcMar>
+          </w:tcPr>
+          <w:p>
+            <w:r>
+              <w:rPr>
+                <w:rFonts w:ascii="Calibri" w:cs="Calibri" w:eastAsia="Calibri" w:hAnsi="Calibri"/>
+                <w:b w:val="false"/>
+                <w:bCs w:val="false"/>
+                <w:sz w:val="20"/>
+                <w:szCs w:val="20"/>
+              </w:rPr>
+              <w:t xml:space="preserve">nacionalidad</w:t>
+            </w:r>
+          </w:p>
+        </w:tc>
+        <w:tc>
+          <w:tcPr>
+            <w:tcW w:type="dxa" w:w="3000"/>
+            <w:tcBorders>
+              <w:top w:val="single" w:color="999999" w:sz="4"/>
+              <w:left w:val="single" w:color="999999" w:sz="4"/>
+              <w:bottom w:val="single" w:color="999999" w:sz="4"/>
+              <w:right w:val="single" w:color="999999" w:sz="4"/>
+            </w:tcBorders>
+            <w:tcMar>
+              <w:top w:type="dxa" w:w="60"/>
+              <w:left w:type="dxa" w:w="100"/>
+              <w:bottom w:type="dxa" w:w="60"/>
+              <w:right w:type="dxa" w:w="100"/>
+            </w:tcMar>
+          </w:tcPr>
+          <w:p>
+            <w:r>
+              <w:rPr>
+                <w:rFonts w:ascii="Calibri" w:cs="Calibri" w:eastAsia="Calibri" w:hAnsi="Calibri"/>
+                <w:b w:val="false"/>
+                <w:bCs w:val="false"/>
+                <w:sz w:val="20"/>
+                <w:szCs w:val="20"/>
+              </w:rPr>
+              <w:t xml:space="preserve">catálogo (lista desplegable)</w:t>
+            </w:r>
+          </w:p>
+        </w:tc>
+        <w:tc>
+          <w:tcPr>
+            <w:tcW w:type="dxa" w:w="1500"/>
+            <w:tcBorders>
+              <w:top w:val="single" w:color="999999" w:sz="4"/>
+              <w:left w:val="single" w:color="999999" w:sz="4"/>
+              <w:bottom w:val="single" w:color="999999" w:sz="4"/>
+              <w:right w:val="single" w:color="999999" w:sz="4"/>
+            </w:tcBorders>
+            <w:tcMar>
+              <w:top w:type="dxa" w:w="60"/>
+              <w:left w:type="dxa" w:w="100"/>
+              <w:bottom w:type="dxa" w:w="60"/>
+              <w:right w:type="dxa" w:w="100"/>
+            </w:tcMar>
+          </w:tcPr>
+          <w:p>
+            <w:r>
+              <w:rPr>
+                <w:rFonts w:ascii="Calibri" w:cs="Calibri" w:eastAsia="Calibri" w:hAnsi="Calibri"/>
+                <w:b w:val="false"/>
+                <w:bCs w:val="false"/>
+                <w:sz w:val="20"/>
+                <w:szCs w:val="20"/>
+              </w:rPr>
+              <w:t xml:space="preserve">Sí</w:t>
+            </w:r>
+          </w:p>
+        </w:tc>
+        <w:tc>
+          <w:tcPr>
+            <w:tcW w:type="dxa" w:w="2260"/>
+            <w:tcBorders>
+              <w:top w:val="single" w:color="999999" w:sz="4"/>
+              <w:left w:val="single" w:color="999999" w:sz="4"/>
+              <w:bottom w:val="single" w:color="999999" w:sz="4"/>
+              <w:right w:val="single" w:color="999999" w:sz="4"/>
+            </w:tcBorders>
+            <w:tcMar>
+              <w:top w:type="dxa" w:w="60"/>
+              <w:left w:type="dxa" w:w="100"/>
+              <w:bottom w:type="dxa" w:w="60"/>
+              <w:right w:type="dxa" w:w="100"/>
+            </w:tcMar>
+          </w:tcPr>
+          <w:p>
+            <w:r>
+              <w:rPr>
+                <w:rFonts w:ascii="Calibri" w:cs="Calibri" w:eastAsia="Calibri" w:hAnsi="Calibri"/>
+                <w:b w:val="false"/>
+                <w:bCs w:val="false"/>
+                <w:sz w:val="20"/>
+                <w:szCs w:val="20"/>
+              </w:rPr>
+              <w:t xml:space="preserve">50 caracteres</w:t>
+            </w:r>
+          </w:p>
+        </w:tc>
+      </w:tr>
+      <w:tr>
+        <w:tc>
+          <w:tcPr>
+            <w:tcW w:type="dxa" w:w="2600"/>
+            <w:tcBorders>
+              <w:top w:val="single" w:color="999999" w:sz="4"/>
+              <w:left w:val="single" w:color="999999" w:sz="4"/>
+              <w:bottom w:val="single" w:color="999999" w:sz="4"/>
+              <w:right w:val="single" w:color="999999" w:sz="4"/>
+            </w:tcBorders>
+            <w:tcMar>
+              <w:top w:type="dxa" w:w="60"/>
+              <w:left w:type="dxa" w:w="100"/>
+              <w:bottom w:type="dxa" w:w="60"/>
+              <w:right w:type="dxa" w:w="100"/>
+            </w:tcMar>
+          </w:tcPr>
+          <w:p>
+            <w:r>
+              <w:rPr>
+                <w:rFonts w:ascii="Calibri" w:cs="Calibri" w:eastAsia="Calibri" w:hAnsi="Calibri"/>
+                <w:b w:val="false"/>
+                <w:bCs w:val="false"/>
+                <w:sz w:val="20"/>
+                <w:szCs w:val="20"/>
+              </w:rPr>
+              <w:t xml:space="preserve">correo electrónico</w:t>
+            </w:r>
+          </w:p>
+        </w:tc>
+        <w:tc>
+          <w:tcPr>
+            <w:tcW w:type="dxa" w:w="3000"/>
+            <w:tcBorders>
+              <w:top w:val="single" w:color="999999" w:sz="4"/>
+              <w:left w:val="single" w:color="999999" w:sz="4"/>
+              <w:bottom w:val="single" w:color="999999" w:sz="4"/>
+              <w:right w:val="single" w:color="999999" w:sz="4"/>
+            </w:tcBorders>
+            <w:tcMar>
+              <w:top w:type="dxa" w:w="60"/>
+              <w:left w:type="dxa" w:w="100"/>
+              <w:bottom w:type="dxa" w:w="60"/>
+              <w:right w:type="dxa" w:w="100"/>
+            </w:tcMar>
+          </w:tcPr>
+          <w:p>
+            <w:r>
+              <w:rPr>
+                <w:rFonts w:ascii="Calibri" w:cs="Calibri" w:eastAsia="Calibri" w:hAnsi="Calibri"/>
+                <w:b w:val="false"/>
+                <w:bCs w:val="false"/>
+                <w:sz w:val="20"/>
+                <w:szCs w:val="20"/>
+              </w:rPr>
+              <w:t xml:space="preserve">alfanumérico / formato email</w:t>
+            </w:r>
+          </w:p>
+        </w:tc>
+        <w:tc>
+          <w:tcPr>
+            <w:tcW w:type="dxa" w:w="1500"/>
+            <w:tcBorders>
+              <w:top w:val="single" w:color="999999" w:sz="4"/>
+              <w:left w:val="single" w:color="999999" w:sz="4"/>
+              <w:bottom w:val="single" w:color="999999" w:sz="4"/>
+              <w:right w:val="single" w:color="999999" w:sz="4"/>
+            </w:tcBorders>
+            <w:tcMar>
+              <w:top w:type="dxa" w:w="60"/>
+              <w:left w:type="dxa" w:w="100"/>
+              <w:bottom w:type="dxa" w:w="60"/>
+              <w:right w:type="dxa" w:w="100"/>
+            </w:tcMar>
+          </w:tcPr>
+          <w:p>
+            <w:r>
+              <w:rPr>
+                <w:rFonts w:ascii="Calibri" w:cs="Calibri" w:eastAsia="Calibri" w:hAnsi="Calibri"/>
+                <w:b w:val="false"/>
+                <w:bCs w:val="false"/>
+                <w:sz w:val="20"/>
+                <w:szCs w:val="20"/>
+              </w:rPr>
+              <w:t xml:space="preserve">Sí</w:t>
+            </w:r>
+          </w:p>
+        </w:tc>
+        <w:tc>
+          <w:tcPr>
+            <w:tcW w:type="dxa" w:w="2260"/>
+            <w:tcBorders>
+              <w:top w:val="single" w:color="999999" w:sz="4"/>
+              <w:left w:val="single" w:color="999999" w:sz="4"/>
+              <w:bottom w:val="single" w:color="999999" w:sz="4"/>
+              <w:right w:val="single" w:color="999999" w:sz="4"/>
+            </w:tcBorders>
+            <w:tcMar>
+              <w:top w:type="dxa" w:w="60"/>
+              <w:left w:type="dxa" w:w="100"/>
+              <w:bottom w:type="dxa" w:w="60"/>
+              <w:right w:type="dxa" w:w="100"/>
+            </w:tcMar>
+          </w:tcPr>
+          <w:p>
+            <w:r>
+              <w:rPr>
+                <w:rFonts w:ascii="Calibri" w:cs="Calibri" w:eastAsia="Calibri" w:hAnsi="Calibri"/>
+                <w:b w:val="false"/>
+                <w:bCs w:val="false"/>
+                <w:sz w:val="20"/>
+                <w:szCs w:val="20"/>
+              </w:rPr>
+              <w:t xml:space="preserve">100 caracteres</w:t>
+            </w:r>
+          </w:p>
+        </w:tc>
+      </w:tr>
+      <w:tr>
+        <w:tc>
+          <w:tcPr>
+            <w:tcW w:type="dxa" w:w="2600"/>
+            <w:tcBorders>
+              <w:top w:val="single" w:color="999999" w:sz="4"/>
+              <w:left w:val="single" w:color="999999" w:sz="4"/>
+              <w:bottom w:val="single" w:color="999999" w:sz="4"/>
+              <w:right w:val="single" w:color="999999" w:sz="4"/>
+            </w:tcBorders>
+            <w:tcMar>
+              <w:top w:type="dxa" w:w="60"/>
+              <w:left w:type="dxa" w:w="100"/>
+              <w:bottom w:type="dxa" w:w="60"/>
+              <w:right w:type="dxa" w:w="100"/>
+            </w:tcMar>
+          </w:tcPr>
+          <w:p>
+            <w:r>
+              <w:rPr>
+                <w:rFonts w:ascii="Calibri" w:cs="Calibri" w:eastAsia="Calibri" w:hAnsi="Calibri"/>
+                <w:b w:val="false"/>
+                <w:bCs w:val="false"/>
+                <w:sz w:val="20"/>
+                <w:szCs w:val="20"/>
+              </w:rPr>
+              <w:t xml:space="preserve">código de área telefónico</w:t>
+            </w:r>
+          </w:p>
+        </w:tc>
+        <w:tc>
+          <w:tcPr>
+            <w:tcW w:type="dxa" w:w="3000"/>
+            <w:tcBorders>
+              <w:top w:val="single" w:color="999999" w:sz="4"/>
+              <w:left w:val="single" w:color="999999" w:sz="4"/>
+              <w:bottom w:val="single" w:color="999999" w:sz="4"/>
+              <w:right w:val="single" w:color="999999" w:sz="4"/>
+            </w:tcBorders>
+            <w:tcMar>
+              <w:top w:type="dxa" w:w="60"/>
+              <w:left w:type="dxa" w:w="100"/>
+              <w:bottom w:type="dxa" w:w="60"/>
+              <w:right w:type="dxa" w:w="100"/>
+            </w:tcMar>
+          </w:tcPr>
+          <w:p>
+            <w:r>
+              <w:rPr>
+                <w:rFonts w:ascii="Calibri" w:cs="Calibri" w:eastAsia="Calibri" w:hAnsi="Calibri"/>
+                <w:b w:val="false"/>
+                <w:bCs w:val="false"/>
+                <w:sz w:val="20"/>
+                <w:szCs w:val="20"/>
+              </w:rPr>
+              <w:t xml:space="preserve">numérico</w:t>
+            </w:r>
+          </w:p>
+        </w:tc>
+        <w:tc>
+          <w:tcPr>
+            <w:tcW w:type="dxa" w:w="1500"/>
+            <w:tcBorders>
+              <w:top w:val="single" w:color="999999" w:sz="4"/>
+              <w:left w:val="single" w:color="999999" w:sz="4"/>
+              <w:bottom w:val="single" w:color="999999" w:sz="4"/>
+              <w:right w:val="single" w:color="999999" w:sz="4"/>
+            </w:tcBorders>
+            <w:tcMar>
+              <w:top w:type="dxa" w:w="60"/>
+              <w:left w:type="dxa" w:w="100"/>
+              <w:bottom w:type="dxa" w:w="60"/>
+              <w:right w:type="dxa" w:w="100"/>
+            </w:tcMar>
+          </w:tcPr>
+          <w:p>
+            <w:r>
+              <w:rPr>
+                <w:rFonts w:ascii="Calibri" w:cs="Calibri" w:eastAsia="Calibri" w:hAnsi="Calibri"/>
+                <w:b w:val="false"/>
+                <w:bCs w:val="false"/>
+                <w:sz w:val="20"/>
+                <w:szCs w:val="20"/>
+              </w:rPr>
+              <w:t xml:space="preserve">Sí</w:t>
+            </w:r>
+          </w:p>
+        </w:tc>
+        <w:tc>
+          <w:tcPr>
+            <w:tcW w:type="dxa" w:w="2260"/>
+            <w:tcBorders>
+              <w:top w:val="single" w:color="999999" w:sz="4"/>
+              <w:left w:val="single" w:color="999999" w:sz="4"/>
+              <w:bottom w:val="single" w:color="999999" w:sz="4"/>
+              <w:right w:val="single" w:color="999999" w:sz="4"/>
+            </w:tcBorders>
+            <w:tcMar>
+              <w:top w:type="dxa" w:w="60"/>
+              <w:left w:type="dxa" w:w="100"/>
+              <w:bottom w:type="dxa" w:w="60"/>
+              <w:right w:type="dxa" w:w="100"/>
+            </w:tcMar>
+          </w:tcPr>
+          <w:p>
+            <w:r>
+              <w:rPr>
+                <w:rFonts w:ascii="Calibri" w:cs="Calibri" w:eastAsia="Calibri" w:hAnsi="Calibri"/>
+                <w:b w:val="false"/>
+                <w:bCs w:val="false"/>
+                <w:sz w:val="20"/>
+                <w:szCs w:val="20"/>
+              </w:rPr>
+              <w:t xml:space="preserve">4 caracteres</w:t>
+            </w:r>
+          </w:p>
+        </w:tc>
+      </w:tr>
+      <w:tr>
+        <w:tc>
+          <w:tcPr>
+            <w:tcW w:type="dxa" w:w="2600"/>
+            <w:tcBorders>
+              <w:top w:val="single" w:color="999999" w:sz="4"/>
+              <w:left w:val="single" w:color="999999" w:sz="4"/>
+              <w:bottom w:val="single" w:color="999999" w:sz="4"/>
+              <w:right w:val="single" w:color="999999" w:sz="4"/>
+            </w:tcBorders>
+            <w:tcMar>
+              <w:top w:type="dxa" w:w="60"/>
+              <w:left w:type="dxa" w:w="100"/>
+              <w:bottom w:type="dxa" w:w="60"/>
+              <w:right w:type="dxa" w:w="100"/>
+            </w:tcMar>
+          </w:tcPr>
+          <w:p>
+            <w:r>
+              <w:rPr>
+                <w:rFonts w:ascii="Calibri" w:cs="Calibri" w:eastAsia="Calibri" w:hAnsi="Calibri"/>
+                <w:b w:val="false"/>
+                <w:bCs w:val="false"/>
+                <w:sz w:val="20"/>
+                <w:szCs w:val="20"/>
+              </w:rPr>
+              <w:t xml:space="preserve">teléfono</w:t>
+            </w:r>
+          </w:p>
+        </w:tc>
+        <w:tc>
+          <w:tcPr>
+            <w:tcW w:type="dxa" w:w="3000"/>
+            <w:tcBorders>
+              <w:top w:val="single" w:color="999999" w:sz="4"/>
+              <w:left w:val="single" w:color="999999" w:sz="4"/>
+              <w:bottom w:val="single" w:color="999999" w:sz="4"/>
+              <w:right w:val="single" w:color="999999" w:sz="4"/>
+            </w:tcBorders>
+            <w:tcMar>
+              <w:top w:type="dxa" w:w="60"/>
+              <w:left w:type="dxa" w:w="100"/>
+              <w:bottom w:type="dxa" w:w="60"/>
+              <w:right w:type="dxa" w:w="100"/>
+            </w:tcMar>
+          </w:tcPr>
+          <w:p>
+            <w:r>
+              <w:rPr>
+                <w:rFonts w:ascii="Calibri" w:cs="Calibri" w:eastAsia="Calibri" w:hAnsi="Calibri"/>
+                <w:b w:val="false"/>
+                <w:bCs w:val="false"/>
+                <w:sz w:val="20"/>
+                <w:szCs w:val="20"/>
+              </w:rPr>
+              <w:t xml:space="preserve">numérico</w:t>
+            </w:r>
+          </w:p>
+        </w:tc>
+        <w:tc>
+          <w:tcPr>
+            <w:tcW w:type="dxa" w:w="1500"/>
+            <w:tcBorders>
+              <w:top w:val="single" w:color="999999" w:sz="4"/>
+              <w:left w:val="single" w:color="999999" w:sz="4"/>
+              <w:bottom w:val="single" w:color="999999" w:sz="4"/>
+              <w:right w:val="single" w:color="999999" w:sz="4"/>
+            </w:tcBorders>
+            <w:tcMar>
+              <w:top w:type="dxa" w:w="60"/>
+              <w:left w:type="dxa" w:w="100"/>
+              <w:bottom w:type="dxa" w:w="60"/>
+              <w:right w:type="dxa" w:w="100"/>
+            </w:tcMar>
+          </w:tcPr>
+          <w:p>
+            <w:r>
+              <w:rPr>
+                <w:rFonts w:ascii="Calibri" w:cs="Calibri" w:eastAsia="Calibri" w:hAnsi="Calibri"/>
+                <w:b w:val="false"/>
+                <w:bCs w:val="false"/>
+                <w:sz w:val="20"/>
+                <w:szCs w:val="20"/>
+              </w:rPr>
+              <w:t xml:space="preserve">Sí</w:t>
+            </w:r>
+          </w:p>
+        </w:tc>
+        <w:tc>
+          <w:tcPr>
+            <w:tcW w:type="dxa" w:w="2260"/>
+            <w:tcBorders>
+              <w:top w:val="single" w:color="999999" w:sz="4"/>
+              <w:left w:val="single" w:color="999999" w:sz="4"/>
+              <w:bottom w:val="single" w:color="999999" w:sz="4"/>
+              <w:right w:val="single" w:color="999999" w:sz="4"/>
+            </w:tcBorders>
+            <w:tcMar>
+              <w:top w:type="dxa" w:w="60"/>
+              <w:left w:type="dxa" w:w="100"/>
+              <w:bottom w:type="dxa" w:w="60"/>
+              <w:right w:type="dxa" w:w="100"/>
+            </w:tcMar>
+          </w:tcPr>
+          <w:p>
+            <w:r>
+              <w:rPr>
+                <w:rFonts w:ascii="Calibri" w:cs="Calibri" w:eastAsia="Calibri" w:hAnsi="Calibri"/>
+                <w:b w:val="false"/>
+                <w:bCs w:val="false"/>
+                <w:sz w:val="20"/>
+                <w:szCs w:val="20"/>
+              </w:rPr>
+              <w:t xml:space="preserve">exactamente 8 dígitos</w:t>
+            </w:r>
+          </w:p>
+        </w:tc>
+      </w:tr>
+      <w:tr>
+        <w:tc>
+          <w:tcPr>
+            <w:tcW w:type="dxa" w:w="2600"/>
+            <w:tcBorders>
+              <w:top w:val="single" w:color="999999" w:sz="4"/>
+              <w:left w:val="single" w:color="999999" w:sz="4"/>
+              <w:bottom w:val="single" w:color="999999" w:sz="4"/>
+              <w:right w:val="single" w:color="999999" w:sz="4"/>
+            </w:tcBorders>
+            <w:tcMar>
+              <w:top w:type="dxa" w:w="60"/>
+              <w:left w:type="dxa" w:w="100"/>
+              <w:bottom w:type="dxa" w:w="60"/>
+              <w:right w:type="dxa" w:w="100"/>
+            </w:tcMar>
+          </w:tcPr>
+          <w:p>
+            <w:r>
+              <w:rPr>
+                <w:rFonts w:ascii="Calibri" w:cs="Calibri" w:eastAsia="Calibri" w:hAnsi="Calibri"/>
+                <w:b w:val="false"/>
+                <w:bCs w:val="false"/>
+                <w:sz w:val="20"/>
+                <w:szCs w:val="20"/>
+              </w:rPr>
+              <w:t xml:space="preserve">dirección</w:t>
+            </w:r>
+          </w:p>
+        </w:tc>
+        <w:tc>
+          <w:tcPr>
+            <w:tcW w:type="dxa" w:w="3000"/>
+            <w:tcBorders>
+              <w:top w:val="single" w:color="999999" w:sz="4"/>
+              <w:left w:val="single" w:color="999999" w:sz="4"/>
+              <w:bottom w:val="single" w:color="999999" w:sz="4"/>
+              <w:right w:val="single" w:color="999999" w:sz="4"/>
+            </w:tcBorders>
+            <w:tcMar>
+              <w:top w:type="dxa" w:w="60"/>
+              <w:left w:type="dxa" w:w="100"/>
+              <w:bottom w:type="dxa" w:w="60"/>
+              <w:right w:type="dxa" w:w="100"/>
+            </w:tcMar>
+          </w:tcPr>
+          <w:p>
+            <w:r>
+              <w:rPr>
+                <w:rFonts w:ascii="Calibri" w:cs="Calibri" w:eastAsia="Calibri" w:hAnsi="Calibri"/>
+                <w:b w:val="false"/>
+                <w:bCs w:val="false"/>
+                <w:sz w:val="20"/>
+                <w:szCs w:val="20"/>
+              </w:rPr>
+              <w:t xml:space="preserve">alfanumérico</w:t>
+            </w:r>
+          </w:p>
+        </w:tc>
+        <w:tc>
+          <w:tcPr>
+            <w:tcW w:type="dxa" w:w="1500"/>
+            <w:tcBorders>
+              <w:top w:val="single" w:color="999999" w:sz="4"/>
+              <w:left w:val="single" w:color="999999" w:sz="4"/>
+              <w:bottom w:val="single" w:color="999999" w:sz="4"/>
+              <w:right w:val="single" w:color="999999" w:sz="4"/>
+            </w:tcBorders>
+            <w:tcMar>
+              <w:top w:type="dxa" w:w="60"/>
+              <w:left w:type="dxa" w:w="100"/>
+              <w:bottom w:type="dxa" w:w="60"/>
+              <w:right w:type="dxa" w:w="100"/>
+            </w:tcMar>
+          </w:tcPr>
+          <w:p>
+            <w:r>
+              <w:rPr>
+                <w:rFonts w:ascii="Calibri" w:cs="Calibri" w:eastAsia="Calibri" w:hAnsi="Calibri"/>
+                <w:b w:val="false"/>
+                <w:bCs w:val="false"/>
+                <w:sz w:val="20"/>
+                <w:szCs w:val="20"/>
+              </w:rPr>
+              <w:t xml:space="preserve">Sí</w:t>
+            </w:r>
+          </w:p>
+        </w:tc>
+        <w:tc>
+          <w:tcPr>
+            <w:tcW w:type="dxa" w:w="2260"/>
+            <w:tcBorders>
+              <w:top w:val="single" w:color="999999" w:sz="4"/>
+              <w:left w:val="single" w:color="999999" w:sz="4"/>
+              <w:bottom w:val="single" w:color="999999" w:sz="4"/>
+              <w:right w:val="single" w:color="999999" w:sz="4"/>
+            </w:tcBorders>
+            <w:tcMar>
+              <w:top w:type="dxa" w:w="60"/>
+              <w:left w:type="dxa" w:w="100"/>
+              <w:bottom w:type="dxa" w:w="60"/>
+              <w:right w:type="dxa" w:w="100"/>
+            </w:tcMar>
+          </w:tcPr>
+          <w:p>
+            <w:r>
+              <w:rPr>
+                <w:rFonts w:ascii="Calibri" w:cs="Calibri" w:eastAsia="Calibri" w:hAnsi="Calibri"/>
+                <w:b w:val="false"/>
+                <w:bCs w:val="false"/>
+                <w:sz w:val="20"/>
+                <w:szCs w:val="20"/>
+              </w:rPr>
+              <w:t xml:space="preserve">150 caracteres</w:t>
+            </w:r>
+          </w:p>
+        </w:tc>
+      </w:tr>
+      <w:tr>
+        <w:tc>
+          <w:tcPr>
+            <w:tcW w:type="dxa" w:w="2600"/>
+            <w:tcBorders>
+              <w:top w:val="single" w:color="999999" w:sz="4"/>
+              <w:left w:val="single" w:color="999999" w:sz="4"/>
+              <w:bottom w:val="single" w:color="999999" w:sz="4"/>
+              <w:right w:val="single" w:color="999999" w:sz="4"/>
+            </w:tcBorders>
+            <w:tcMar>
+              <w:top w:type="dxa" w:w="60"/>
+              <w:left w:type="dxa" w:w="100"/>
+              <w:bottom w:type="dxa" w:w="60"/>
+              <w:right w:type="dxa" w:w="100"/>
+            </w:tcMar>
+          </w:tcPr>
+          <w:p>
+            <w:r>
+              <w:rPr>
+                <w:rFonts w:ascii="Calibri" w:cs="Calibri" w:eastAsia="Calibri" w:hAnsi="Calibri"/>
+                <w:b w:val="false"/>
+                <w:bCs w:val="false"/>
+                <w:sz w:val="20"/>
+                <w:szCs w:val="20"/>
+              </w:rPr>
+              <w:t xml:space="preserve">contraseña actual</w:t>
+            </w:r>
+          </w:p>
+        </w:tc>
+        <w:tc>
+          <w:tcPr>
+            <w:tcW w:type="dxa" w:w="3000"/>
+            <w:tcBorders>
+              <w:top w:val="single" w:color="999999" w:sz="4"/>
+              <w:left w:val="single" w:color="999999" w:sz="4"/>
+              <w:bottom w:val="single" w:color="999999" w:sz="4"/>
+              <w:right w:val="single" w:color="999999" w:sz="4"/>
+            </w:tcBorders>
+            <w:tcMar>
+              <w:top w:type="dxa" w:w="60"/>
+              <w:left w:type="dxa" w:w="100"/>
+              <w:bottom w:type="dxa" w:w="60"/>
+              <w:right w:type="dxa" w:w="100"/>
+            </w:tcMar>
+          </w:tcPr>
+          <w:p>
+            <w:r>
+              <w:rPr>
+                <w:rFonts w:ascii="Calibri" w:cs="Calibri" w:eastAsia="Calibri" w:hAnsi="Calibri"/>
+                <w:b w:val="false"/>
+                <w:bCs w:val="false"/>
+                <w:sz w:val="20"/>
+                <w:szCs w:val="20"/>
+              </w:rPr>
+              <w:t xml:space="preserve">alfanumérico</w:t>
+            </w:r>
+          </w:p>
+        </w:tc>
+        <w:tc>
+          <w:tcPr>
+            <w:tcW w:type="dxa" w:w="1500"/>
+            <w:tcBorders>
+              <w:top w:val="single" w:color="999999" w:sz="4"/>
+              <w:left w:val="single" w:color="999999" w:sz="4"/>
+              <w:bottom w:val="single" w:color="999999" w:sz="4"/>
+              <w:right w:val="single" w:color="999999" w:sz="4"/>
+            </w:tcBorders>
+            <w:tcMar>
+              <w:top w:type="dxa" w:w="60"/>
+              <w:left w:type="dxa" w:w="100"/>
+              <w:bottom w:type="dxa" w:w="60"/>
+              <w:right w:type="dxa" w:w="100"/>
+            </w:tcMar>
+          </w:tcPr>
+          <w:p>
+            <w:r>
+              <w:rPr>
+                <w:rFonts w:ascii="Calibri" w:cs="Calibri" w:eastAsia="Calibri" w:hAnsi="Calibri"/>
+                <w:b w:val="false"/>
+                <w:bCs w:val="false"/>
+                <w:sz w:val="20"/>
+                <w:szCs w:val="20"/>
+              </w:rPr>
+              <w:t xml:space="preserve">No (solo si desea cambiar su contraseña)</w:t>
+            </w:r>
+          </w:p>
+        </w:tc>
+        <w:tc>
+          <w:tcPr>
+            <w:tcW w:type="dxa" w:w="2260"/>
+            <w:tcBorders>
+              <w:top w:val="single" w:color="999999" w:sz="4"/>
+              <w:left w:val="single" w:color="999999" w:sz="4"/>
+              <w:bottom w:val="single" w:color="999999" w:sz="4"/>
+              <w:right w:val="single" w:color="999999" w:sz="4"/>
+            </w:tcBorders>
+            <w:tcMar>
+              <w:top w:type="dxa" w:w="60"/>
+              <w:left w:type="dxa" w:w="100"/>
+              <w:bottom w:type="dxa" w:w="60"/>
+              <w:right w:type="dxa" w:w="100"/>
+            </w:tcMar>
+          </w:tcPr>
+          <w:p>
+            <w:r>
+              <w:rPr>
+                <w:rFonts w:ascii="Calibri" w:cs="Calibri" w:eastAsia="Calibri" w:hAnsi="Calibri"/>
+                <w:b w:val="false"/>
+                <w:bCs w:val="false"/>
+                <w:sz w:val="20"/>
+                <w:szCs w:val="20"/>
+              </w:rPr>
+              <w:t xml:space="preserve">20 caracteres</w:t>
+            </w:r>
+          </w:p>
+        </w:tc>
+      </w:tr>
+      <w:tr>
+        <w:tc>
+          <w:tcPr>
+            <w:tcW w:type="dxa" w:w="2600"/>
+            <w:tcBorders>
+              <w:top w:val="single" w:color="999999" w:sz="4"/>
+              <w:left w:val="single" w:color="999999" w:sz="4"/>
+              <w:bottom w:val="single" w:color="999999" w:sz="4"/>
+              <w:right w:val="single" w:color="999999" w:sz="4"/>
+            </w:tcBorders>
+            <w:tcMar>
+              <w:top w:type="dxa" w:w="60"/>
+              <w:left w:type="dxa" w:w="100"/>
+              <w:bottom w:type="dxa" w:w="60"/>
+              <w:right w:type="dxa" w:w="100"/>
+            </w:tcMar>
+          </w:tcPr>
+          <w:p>
+            <w:r>
+              <w:rPr>
+                <w:rFonts w:ascii="Calibri" w:cs="Calibri" w:eastAsia="Calibri" w:hAnsi="Calibri"/>
+                <w:b w:val="false"/>
+                <w:bCs w:val="false"/>
+                <w:sz w:val="20"/>
+                <w:szCs w:val="20"/>
+              </w:rPr>
+              <w:t xml:space="preserve">contraseña nueva</w:t>
+            </w:r>
+          </w:p>
+        </w:tc>
+        <w:tc>
+          <w:tcPr>
+            <w:tcW w:type="dxa" w:w="3000"/>
+            <w:tcBorders>
+              <w:top w:val="single" w:color="999999" w:sz="4"/>
+              <w:left w:val="single" w:color="999999" w:sz="4"/>
+              <w:bottom w:val="single" w:color="999999" w:sz="4"/>
+              <w:right w:val="single" w:color="999999" w:sz="4"/>
+            </w:tcBorders>
+            <w:tcMar>
+              <w:top w:type="dxa" w:w="60"/>
+              <w:left w:type="dxa" w:w="100"/>
+              <w:bottom w:type="dxa" w:w="60"/>
+              <w:right w:type="dxa" w:w="100"/>
+            </w:tcMar>
+          </w:tcPr>
+          <w:p>
+            <w:r>
+              <w:rPr>
+                <w:rFonts w:ascii="Calibri" w:cs="Calibri" w:eastAsia="Calibri" w:hAnsi="Calibri"/>
+                <w:b w:val="false"/>
+                <w:bCs w:val="false"/>
+                <w:sz w:val="20"/>
+                <w:szCs w:val="20"/>
+              </w:rPr>
+              <w:t xml:space="preserve">alfanumérico con caracteres especiales (al menos una mayúscula, un número y un carácter especial)</w:t>
+            </w:r>
+          </w:p>
+        </w:tc>
+        <w:tc>
+          <w:tcPr>
+            <w:tcW w:type="dxa" w:w="1500"/>
+            <w:tcBorders>
+              <w:top w:val="single" w:color="999999" w:sz="4"/>
+              <w:left w:val="single" w:color="999999" w:sz="4"/>
+              <w:bottom w:val="single" w:color="999999" w:sz="4"/>
+              <w:right w:val="single" w:color="999999" w:sz="4"/>
+            </w:tcBorders>
+            <w:tcMar>
+              <w:top w:type="dxa" w:w="60"/>
+              <w:left w:type="dxa" w:w="100"/>
+              <w:bottom w:type="dxa" w:w="60"/>
+              <w:right w:type="dxa" w:w="100"/>
+            </w:tcMar>
+          </w:tcPr>
+          <w:p>
+            <w:r>
+              <w:rPr>
+                <w:rFonts w:ascii="Calibri" w:cs="Calibri" w:eastAsia="Calibri" w:hAnsi="Calibri"/>
+                <w:b w:val="false"/>
+                <w:bCs w:val="false"/>
+                <w:sz w:val="20"/>
+                <w:szCs w:val="20"/>
+              </w:rPr>
+              <w:t xml:space="preserve">No (solo si desea cambiar su contraseña)</w:t>
             </w:r>
           </w:p>
         </w:tc>
@@ -3439,130 +4707,6 @@
         <w:pStyle w:val="ListParagraph"/>
         <w:numPr>
           <w:ilvl w:val="0"/>
-          <w:numId w:val="4"/>
-        </w:numPr>
-        <w:spacing w:after="80"/>
-      </w:pPr>
-      <w:r>
-        <w:rPr>
-          <w:rFonts w:ascii="Calibri" w:cs="Calibri" w:eastAsia="Calibri" w:hAnsi="Calibri"/>
-          <w:sz w:val="22"/>
-          <w:szCs w:val="22"/>
-        </w:rPr>
-        <w:t xml:space="preserve">El usuario presiona el botón “Validar”.</w:t>
-      </w:r>
-    </w:p>
-    <w:p>
-      <w:pPr>
-        <w:pStyle w:val="ListParagraph"/>
-        <w:numPr>
-          <w:ilvl w:val="0"/>
-          <w:numId w:val="4"/>
-        </w:numPr>
-        <w:spacing w:after="80"/>
-      </w:pPr>
-      <w:r>
-        <w:rPr>
-          <w:rFonts w:ascii="Calibri" w:cs="Calibri" w:eastAsia="Calibri" w:hAnsi="Calibri"/>
-          <w:sz w:val="22"/>
-          <w:szCs w:val="22"/>
-        </w:rPr>
-        <w:t xml:space="preserve">El sistema valida el código y la nueva contraseña, actualiza la información, marca el código como usado e invalida las sesiones activas previas del usuario.</w:t>
-      </w:r>
-    </w:p>
-    <w:p>
-      <w:pPr>
-        <w:pStyle w:val="ListParagraph"/>
-        <w:numPr>
-          <w:ilvl w:val="0"/>
-          <w:numId w:val="4"/>
-        </w:numPr>
-        <w:spacing w:after="80"/>
-      </w:pPr>
-      <w:r>
-        <w:rPr>
-          <w:rFonts w:ascii="Calibri" w:cs="Calibri" w:eastAsia="Calibri" w:hAnsi="Calibri"/>
-          <w:sz w:val="22"/>
-          <w:szCs w:val="22"/>
-        </w:rPr>
-        <w:t xml:space="preserve">El sistema registra el cambio en la bitácora de auditoría (CU-10).</w:t>
-      </w:r>
-    </w:p>
-    <w:p>
-      <w:pPr>
-        <w:pStyle w:val="ListParagraph"/>
-        <w:numPr>
-          <w:ilvl w:val="0"/>
-          <w:numId w:val="4"/>
-        </w:numPr>
-        <w:spacing w:after="80"/>
-      </w:pPr>
-      <w:r>
-        <w:rPr>
-          <w:rFonts w:ascii="Calibri" w:cs="Calibri" w:eastAsia="Calibri" w:hAnsi="Calibri"/>
-          <w:sz w:val="22"/>
-          <w:szCs w:val="22"/>
-        </w:rPr>
-        <w:t xml:space="preserve">El sistema muestra el mensaje de éxito indicando que la contraseña fue restablecida.</w:t>
-      </w:r>
-    </w:p>
-    <w:p>
-      <w:pPr>
-        <w:pStyle w:val="ListParagraph"/>
-        <w:numPr>
-          <w:ilvl w:val="0"/>
-          <w:numId w:val="4"/>
-        </w:numPr>
-        <w:spacing w:after="80"/>
-      </w:pPr>
-      <w:r>
-        <w:rPr>
-          <w:rFonts w:ascii="Calibri" w:cs="Calibri" w:eastAsia="Calibri" w:hAnsi="Calibri"/>
-          <w:sz w:val="22"/>
-          <w:szCs w:val="22"/>
-        </w:rPr>
-        <w:t xml:space="preserve">El sistema redirige a la pantalla de inicio de sesión (CU-00).</w:t>
-      </w:r>
-    </w:p>
-    <w:p>
-      <w:pPr>
-        <w:pStyle w:val="ListParagraph"/>
-        <w:numPr>
-          <w:ilvl w:val="0"/>
-          <w:numId w:val="4"/>
-        </w:numPr>
-        <w:spacing w:after="80"/>
-      </w:pPr>
-      <w:r>
-        <w:rPr>
-          <w:rFonts w:ascii="Calibri" w:cs="Calibri" w:eastAsia="Calibri" w:hAnsi="Calibri"/>
-          <w:sz w:val="22"/>
-          <w:szCs w:val="22"/>
-        </w:rPr>
-        <w:t xml:space="preserve">Fin del flujo normal básico 2.</w:t>
-      </w:r>
-    </w:p>
-    <w:p>
-      <w:pPr>
-        <w:keepNext/>
-        <w:spacing w:after="60" w:before="140"/>
-      </w:pPr>
-      <w:r>
-        <w:rPr>
-          <w:rFonts w:ascii="Calibri" w:cs="Calibri" w:eastAsia="Calibri" w:hAnsi="Calibri"/>
-          <w:b/>
-          <w:bCs/>
-          <w:sz w:val="22"/>
-          <w:szCs w:val="22"/>
-        </w:rPr>
-        <w:t xml:space="preserve">Flujo normal básico 3 – Actualizar perfil</w:t>
-      </w:r>
-    </w:p>
-    <w:p>
-      <w:pPr>
-        <w:pStyle w:val="ListParagraph"/>
-        <w:numPr>
-          <w:ilvl w:val="0"/>
           <w:numId w:val="5"/>
         </w:numPr>
         <w:spacing w:after="80"/>
@@ -3573,7 +4717,7 @@
           <w:sz w:val="22"/>
           <w:szCs w:val="22"/>
         </w:rPr>
-        <w:t xml:space="preserve">El usuario ingresa al portal del Sistema de Quejas.</w:t>
+        <w:t xml:space="preserve">Al final del formulario, bajo la nota “Llenar únicamente si desea cambiar su contraseña”, el sistema muestra los campos de contraseña y el botón “Guardar cambios”.</w:t>
       </w:r>
     </w:p>
     <w:p>
@@ -3591,7 +4735,7 @@
           <w:sz w:val="22"/>
           <w:szCs w:val="22"/>
         </w:rPr>
-        <w:t xml:space="preserve">El usuario selecciona “Mi perfil”.</w:t>
+        <w:t xml:space="preserve">El usuario modifica los datos que desea y presiona “Guardar cambios”.</w:t>
       </w:r>
     </w:p>
     <w:p>
@@ -3609,1226 +4753,7 @@
           <w:sz w:val="22"/>
           <w:szCs w:val="22"/>
         </w:rPr>
-        <w:t xml:space="preserve">El sistema muestra los datos actuales y permite modificar los siguientes campos (FA19, FA20):</w:t>
-      </w:r>
-    </w:p>
-    <w:tbl>
-      <w:tblPr>
-        <w:tblW w:type="dxa" w:w="9360"/>
-        <w:tblBorders>
-          <w:top w:val="single" w:color="auto" w:sz="4"/>
-          <w:left w:val="single" w:color="auto" w:sz="4"/>
-          <w:bottom w:val="single" w:color="auto" w:sz="4"/>
-          <w:right w:val="single" w:color="auto" w:sz="4"/>
-          <w:insideH w:val="single" w:color="auto" w:sz="4"/>
-          <w:insideV w:val="single" w:color="auto" w:sz="4"/>
-        </w:tblBorders>
-      </w:tblPr>
-      <w:tblGrid>
-        <w:gridCol w:w="2600"/>
-        <w:gridCol w:w="3000"/>
-        <w:gridCol w:w="1500"/>
-        <w:gridCol w:w="2260"/>
-      </w:tblGrid>
-      <w:tr>
-        <w:trPr>
-          <w:tblHeader/>
-        </w:trPr>
-        <w:tc>
-          <w:tcPr>
-            <w:tcW w:type="dxa" w:w="2600"/>
-            <w:tcBorders>
-              <w:top w:val="single" w:color="999999" w:sz="4"/>
-              <w:left w:val="single" w:color="999999" w:sz="4"/>
-              <w:bottom w:val="single" w:color="999999" w:sz="4"/>
-              <w:right w:val="single" w:color="999999" w:sz="4"/>
-            </w:tcBorders>
-            <w:shd w:fill="D9E2F3" w:color="auto" w:val="clear"/>
-            <w:tcMar>
-              <w:top w:type="dxa" w:w="60"/>
-              <w:left w:type="dxa" w:w="100"/>
-              <w:bottom w:type="dxa" w:w="60"/>
-              <w:right w:type="dxa" w:w="100"/>
-            </w:tcMar>
-          </w:tcPr>
-          <w:p>
-            <w:r>
-              <w:rPr>
-                <w:rFonts w:ascii="Calibri" w:cs="Calibri" w:eastAsia="Calibri" w:hAnsi="Calibri"/>
-                <w:b/>
-                <w:bCs/>
-                <w:sz w:val="20"/>
-                <w:szCs w:val="20"/>
-              </w:rPr>
-              <w:t xml:space="preserve">Nombre</w:t>
-            </w:r>
-          </w:p>
-        </w:tc>
-        <w:tc>
-          <w:tcPr>
-            <w:tcW w:type="dxa" w:w="3000"/>
-            <w:tcBorders>
-              <w:top w:val="single" w:color="999999" w:sz="4"/>
-              <w:left w:val="single" w:color="999999" w:sz="4"/>
-              <w:bottom w:val="single" w:color="999999" w:sz="4"/>
-              <w:right w:val="single" w:color="999999" w:sz="4"/>
-            </w:tcBorders>
-            <w:shd w:fill="D9E2F3" w:color="auto" w:val="clear"/>
-            <w:tcMar>
-              <w:top w:type="dxa" w:w="60"/>
-              <w:left w:type="dxa" w:w="100"/>
-              <w:bottom w:type="dxa" w:w="60"/>
-              <w:right w:type="dxa" w:w="100"/>
-            </w:tcMar>
-          </w:tcPr>
-          <w:p>
-            <w:r>
-              <w:rPr>
-                <w:rFonts w:ascii="Calibri" w:cs="Calibri" w:eastAsia="Calibri" w:hAnsi="Calibri"/>
-                <w:b/>
-                <w:bCs/>
-                <w:sz w:val="20"/>
-                <w:szCs w:val="20"/>
-              </w:rPr>
-              <w:t xml:space="preserve">Tipo</w:t>
-            </w:r>
-          </w:p>
-        </w:tc>
-        <w:tc>
-          <w:tcPr>
-            <w:tcW w:type="dxa" w:w="1500"/>
-            <w:tcBorders>
-              <w:top w:val="single" w:color="999999" w:sz="4"/>
-              <w:left w:val="single" w:color="999999" w:sz="4"/>
-              <w:bottom w:val="single" w:color="999999" w:sz="4"/>
-              <w:right w:val="single" w:color="999999" w:sz="4"/>
-            </w:tcBorders>
-            <w:shd w:fill="D9E2F3" w:color="auto" w:val="clear"/>
-            <w:tcMar>
-              <w:top w:type="dxa" w:w="60"/>
-              <w:left w:type="dxa" w:w="100"/>
-              <w:bottom w:type="dxa" w:w="60"/>
-              <w:right w:type="dxa" w:w="100"/>
-            </w:tcMar>
-          </w:tcPr>
-          <w:p>
-            <w:r>
-              <w:rPr>
-                <w:rFonts w:ascii="Calibri" w:cs="Calibri" w:eastAsia="Calibri" w:hAnsi="Calibri"/>
-                <w:b/>
-                <w:bCs/>
-                <w:sz w:val="20"/>
-                <w:szCs w:val="20"/>
-              </w:rPr>
-              <w:t xml:space="preserve">Obligatoriedad</w:t>
-            </w:r>
-          </w:p>
-        </w:tc>
-        <w:tc>
-          <w:tcPr>
-            <w:tcW w:type="dxa" w:w="2260"/>
-            <w:tcBorders>
-              <w:top w:val="single" w:color="999999" w:sz="4"/>
-              <w:left w:val="single" w:color="999999" w:sz="4"/>
-              <w:bottom w:val="single" w:color="999999" w:sz="4"/>
-              <w:right w:val="single" w:color="999999" w:sz="4"/>
-            </w:tcBorders>
-            <w:shd w:fill="D9E2F3" w:color="auto" w:val="clear"/>
-            <w:tcMar>
-              <w:top w:type="dxa" w:w="60"/>
-              <w:left w:type="dxa" w:w="100"/>
-              <w:bottom w:type="dxa" w:w="60"/>
-              <w:right w:type="dxa" w:w="100"/>
-            </w:tcMar>
-          </w:tcPr>
-          <w:p>
-            <w:r>
-              <w:rPr>
-                <w:rFonts w:ascii="Calibri" w:cs="Calibri" w:eastAsia="Calibri" w:hAnsi="Calibri"/>
-                <w:b/>
-                <w:bCs/>
-                <w:sz w:val="20"/>
-                <w:szCs w:val="20"/>
-              </w:rPr>
-              <w:t xml:space="preserve">Tamaño</w:t>
-            </w:r>
-          </w:p>
-        </w:tc>
-      </w:tr>
-      <w:tr>
-        <w:tc>
-          <w:tcPr>
-            <w:tcW w:type="dxa" w:w="2600"/>
-            <w:tcBorders>
-              <w:top w:val="single" w:color="999999" w:sz="4"/>
-              <w:left w:val="single" w:color="999999" w:sz="4"/>
-              <w:bottom w:val="single" w:color="999999" w:sz="4"/>
-              <w:right w:val="single" w:color="999999" w:sz="4"/>
-            </w:tcBorders>
-            <w:tcMar>
-              <w:top w:type="dxa" w:w="60"/>
-              <w:left w:type="dxa" w:w="100"/>
-              <w:bottom w:type="dxa" w:w="60"/>
-              <w:right w:type="dxa" w:w="100"/>
-            </w:tcMar>
-          </w:tcPr>
-          <w:p>
-            <w:r>
-              <w:rPr>
-                <w:rFonts w:ascii="Calibri" w:cs="Calibri" w:eastAsia="Calibri" w:hAnsi="Calibri"/>
-                <w:b w:val="false"/>
-                <w:bCs w:val="false"/>
-                <w:sz w:val="20"/>
-                <w:szCs w:val="20"/>
-              </w:rPr>
-              <w:t xml:space="preserve">nombre completo</w:t>
-            </w:r>
-          </w:p>
-        </w:tc>
-        <w:tc>
-          <w:tcPr>
-            <w:tcW w:type="dxa" w:w="3000"/>
-            <w:tcBorders>
-              <w:top w:val="single" w:color="999999" w:sz="4"/>
-              <w:left w:val="single" w:color="999999" w:sz="4"/>
-              <w:bottom w:val="single" w:color="999999" w:sz="4"/>
-              <w:right w:val="single" w:color="999999" w:sz="4"/>
-            </w:tcBorders>
-            <w:tcMar>
-              <w:top w:type="dxa" w:w="60"/>
-              <w:left w:type="dxa" w:w="100"/>
-              <w:bottom w:type="dxa" w:w="60"/>
-              <w:right w:type="dxa" w:w="100"/>
-            </w:tcMar>
-          </w:tcPr>
-          <w:p>
-            <w:r>
-              <w:rPr>
-                <w:rFonts w:ascii="Calibri" w:cs="Calibri" w:eastAsia="Calibri" w:hAnsi="Calibri"/>
-                <w:b w:val="false"/>
-                <w:bCs w:val="false"/>
-                <w:sz w:val="20"/>
-                <w:szCs w:val="20"/>
-              </w:rPr>
-              <w:t xml:space="preserve">texto alfabético</w:t>
-            </w:r>
-          </w:p>
-        </w:tc>
-        <w:tc>
-          <w:tcPr>
-            <w:tcW w:type="dxa" w:w="1500"/>
-            <w:tcBorders>
-              <w:top w:val="single" w:color="999999" w:sz="4"/>
-              <w:left w:val="single" w:color="999999" w:sz="4"/>
-              <w:bottom w:val="single" w:color="999999" w:sz="4"/>
-              <w:right w:val="single" w:color="999999" w:sz="4"/>
-            </w:tcBorders>
-            <w:tcMar>
-              <w:top w:type="dxa" w:w="60"/>
-              <w:left w:type="dxa" w:w="100"/>
-              <w:bottom w:type="dxa" w:w="60"/>
-              <w:right w:type="dxa" w:w="100"/>
-            </w:tcMar>
-          </w:tcPr>
-          <w:p>
-            <w:r>
-              <w:rPr>
-                <w:rFonts w:ascii="Calibri" w:cs="Calibri" w:eastAsia="Calibri" w:hAnsi="Calibri"/>
-                <w:b w:val="false"/>
-                <w:bCs w:val="false"/>
-                <w:sz w:val="20"/>
-                <w:szCs w:val="20"/>
-              </w:rPr>
-              <w:t xml:space="preserve">Sí</w:t>
-            </w:r>
-          </w:p>
-        </w:tc>
-        <w:tc>
-          <w:tcPr>
-            <w:tcW w:type="dxa" w:w="2260"/>
-            <w:tcBorders>
-              <w:top w:val="single" w:color="999999" w:sz="4"/>
-              <w:left w:val="single" w:color="999999" w:sz="4"/>
-              <w:bottom w:val="single" w:color="999999" w:sz="4"/>
-              <w:right w:val="single" w:color="999999" w:sz="4"/>
-            </w:tcBorders>
-            <w:tcMar>
-              <w:top w:type="dxa" w:w="60"/>
-              <w:left w:type="dxa" w:w="100"/>
-              <w:bottom w:type="dxa" w:w="60"/>
-              <w:right w:type="dxa" w:w="100"/>
-            </w:tcMar>
-          </w:tcPr>
-          <w:p>
-            <w:r>
-              <w:rPr>
-                <w:rFonts w:ascii="Calibri" w:cs="Calibri" w:eastAsia="Calibri" w:hAnsi="Calibri"/>
-                <w:b w:val="false"/>
-                <w:bCs w:val="false"/>
-                <w:sz w:val="20"/>
-                <w:szCs w:val="20"/>
-              </w:rPr>
-              <w:t xml:space="preserve">100 caracteres</w:t>
-            </w:r>
-          </w:p>
-        </w:tc>
-      </w:tr>
-      <w:tr>
-        <w:tc>
-          <w:tcPr>
-            <w:tcW w:type="dxa" w:w="2600"/>
-            <w:tcBorders>
-              <w:top w:val="single" w:color="999999" w:sz="4"/>
-              <w:left w:val="single" w:color="999999" w:sz="4"/>
-              <w:bottom w:val="single" w:color="999999" w:sz="4"/>
-              <w:right w:val="single" w:color="999999" w:sz="4"/>
-            </w:tcBorders>
-            <w:tcMar>
-              <w:top w:type="dxa" w:w="60"/>
-              <w:left w:type="dxa" w:w="100"/>
-              <w:bottom w:type="dxa" w:w="60"/>
-              <w:right w:type="dxa" w:w="100"/>
-            </w:tcMar>
-          </w:tcPr>
-          <w:p>
-            <w:r>
-              <w:rPr>
-                <w:rFonts w:ascii="Calibri" w:cs="Calibri" w:eastAsia="Calibri" w:hAnsi="Calibri"/>
-                <w:b w:val="false"/>
-                <w:bCs w:val="false"/>
-                <w:sz w:val="20"/>
-                <w:szCs w:val="20"/>
-              </w:rPr>
-              <w:t xml:space="preserve">fecha de nacimiento</w:t>
-            </w:r>
-          </w:p>
-        </w:tc>
-        <w:tc>
-          <w:tcPr>
-            <w:tcW w:type="dxa" w:w="3000"/>
-            <w:tcBorders>
-              <w:top w:val="single" w:color="999999" w:sz="4"/>
-              <w:left w:val="single" w:color="999999" w:sz="4"/>
-              <w:bottom w:val="single" w:color="999999" w:sz="4"/>
-              <w:right w:val="single" w:color="999999" w:sz="4"/>
-            </w:tcBorders>
-            <w:tcMar>
-              <w:top w:type="dxa" w:w="60"/>
-              <w:left w:type="dxa" w:w="100"/>
-              <w:bottom w:type="dxa" w:w="60"/>
-              <w:right w:type="dxa" w:w="100"/>
-            </w:tcMar>
-          </w:tcPr>
-          <w:p>
-            <w:r>
-              <w:rPr>
-                <w:rFonts w:ascii="Calibri" w:cs="Calibri" w:eastAsia="Calibri" w:hAnsi="Calibri"/>
-                <w:b w:val="false"/>
-                <w:bCs w:val="false"/>
-                <w:sz w:val="20"/>
-                <w:szCs w:val="20"/>
-              </w:rPr>
-              <w:t xml:space="preserve">formato fecha DD/MM/AAAA</w:t>
-            </w:r>
-          </w:p>
-        </w:tc>
-        <w:tc>
-          <w:tcPr>
-            <w:tcW w:type="dxa" w:w="1500"/>
-            <w:tcBorders>
-              <w:top w:val="single" w:color="999999" w:sz="4"/>
-              <w:left w:val="single" w:color="999999" w:sz="4"/>
-              <w:bottom w:val="single" w:color="999999" w:sz="4"/>
-              <w:right w:val="single" w:color="999999" w:sz="4"/>
-            </w:tcBorders>
-            <w:tcMar>
-              <w:top w:type="dxa" w:w="60"/>
-              <w:left w:type="dxa" w:w="100"/>
-              <w:bottom w:type="dxa" w:w="60"/>
-              <w:right w:type="dxa" w:w="100"/>
-            </w:tcMar>
-          </w:tcPr>
-          <w:p>
-            <w:r>
-              <w:rPr>
-                <w:rFonts w:ascii="Calibri" w:cs="Calibri" w:eastAsia="Calibri" w:hAnsi="Calibri"/>
-                <w:b w:val="false"/>
-                <w:bCs w:val="false"/>
-                <w:sz w:val="20"/>
-                <w:szCs w:val="20"/>
-              </w:rPr>
-              <w:t xml:space="preserve">Sí</w:t>
-            </w:r>
-          </w:p>
-        </w:tc>
-        <w:tc>
-          <w:tcPr>
-            <w:tcW w:type="dxa" w:w="2260"/>
-            <w:tcBorders>
-              <w:top w:val="single" w:color="999999" w:sz="4"/>
-              <w:left w:val="single" w:color="999999" w:sz="4"/>
-              <w:bottom w:val="single" w:color="999999" w:sz="4"/>
-              <w:right w:val="single" w:color="999999" w:sz="4"/>
-            </w:tcBorders>
-            <w:tcMar>
-              <w:top w:type="dxa" w:w="60"/>
-              <w:left w:type="dxa" w:w="100"/>
-              <w:bottom w:type="dxa" w:w="60"/>
-              <w:right w:type="dxa" w:w="100"/>
-            </w:tcMar>
-          </w:tcPr>
-          <w:p>
-            <w:r>
-              <w:rPr>
-                <w:rFonts w:ascii="Calibri" w:cs="Calibri" w:eastAsia="Calibri" w:hAnsi="Calibri"/>
-                <w:b w:val="false"/>
-                <w:bCs w:val="false"/>
-                <w:sz w:val="20"/>
-                <w:szCs w:val="20"/>
-              </w:rPr>
-              <w:t xml:space="preserve">8 caracteres</w:t>
-            </w:r>
-          </w:p>
-        </w:tc>
-      </w:tr>
-      <w:tr>
-        <w:tc>
-          <w:tcPr>
-            <w:tcW w:type="dxa" w:w="2600"/>
-            <w:tcBorders>
-              <w:top w:val="single" w:color="999999" w:sz="4"/>
-              <w:left w:val="single" w:color="999999" w:sz="4"/>
-              <w:bottom w:val="single" w:color="999999" w:sz="4"/>
-              <w:right w:val="single" w:color="999999" w:sz="4"/>
-            </w:tcBorders>
-            <w:tcMar>
-              <w:top w:type="dxa" w:w="60"/>
-              <w:left w:type="dxa" w:w="100"/>
-              <w:bottom w:type="dxa" w:w="60"/>
-              <w:right w:type="dxa" w:w="100"/>
-            </w:tcMar>
-          </w:tcPr>
-          <w:p>
-            <w:r>
-              <w:rPr>
-                <w:rFonts w:ascii="Calibri" w:cs="Calibri" w:eastAsia="Calibri" w:hAnsi="Calibri"/>
-                <w:b w:val="false"/>
-                <w:bCs w:val="false"/>
-                <w:sz w:val="20"/>
-                <w:szCs w:val="20"/>
-              </w:rPr>
-              <w:t xml:space="preserve">nacionalidad</w:t>
-            </w:r>
-          </w:p>
-        </w:tc>
-        <w:tc>
-          <w:tcPr>
-            <w:tcW w:type="dxa" w:w="3000"/>
-            <w:tcBorders>
-              <w:top w:val="single" w:color="999999" w:sz="4"/>
-              <w:left w:val="single" w:color="999999" w:sz="4"/>
-              <w:bottom w:val="single" w:color="999999" w:sz="4"/>
-              <w:right w:val="single" w:color="999999" w:sz="4"/>
-            </w:tcBorders>
-            <w:tcMar>
-              <w:top w:type="dxa" w:w="60"/>
-              <w:left w:type="dxa" w:w="100"/>
-              <w:bottom w:type="dxa" w:w="60"/>
-              <w:right w:type="dxa" w:w="100"/>
-            </w:tcMar>
-          </w:tcPr>
-          <w:p>
-            <w:r>
-              <w:rPr>
-                <w:rFonts w:ascii="Calibri" w:cs="Calibri" w:eastAsia="Calibri" w:hAnsi="Calibri"/>
-                <w:b w:val="false"/>
-                <w:bCs w:val="false"/>
-                <w:sz w:val="20"/>
-                <w:szCs w:val="20"/>
-              </w:rPr>
-              <w:t xml:space="preserve">catálogo</w:t>
-            </w:r>
-          </w:p>
-        </w:tc>
-        <w:tc>
-          <w:tcPr>
-            <w:tcW w:type="dxa" w:w="1500"/>
-            <w:tcBorders>
-              <w:top w:val="single" w:color="999999" w:sz="4"/>
-              <w:left w:val="single" w:color="999999" w:sz="4"/>
-              <w:bottom w:val="single" w:color="999999" w:sz="4"/>
-              <w:right w:val="single" w:color="999999" w:sz="4"/>
-            </w:tcBorders>
-            <w:tcMar>
-              <w:top w:type="dxa" w:w="60"/>
-              <w:left w:type="dxa" w:w="100"/>
-              <w:bottom w:type="dxa" w:w="60"/>
-              <w:right w:type="dxa" w:w="100"/>
-            </w:tcMar>
-          </w:tcPr>
-          <w:p>
-            <w:r>
-              <w:rPr>
-                <w:rFonts w:ascii="Calibri" w:cs="Calibri" w:eastAsia="Calibri" w:hAnsi="Calibri"/>
-                <w:b w:val="false"/>
-                <w:bCs w:val="false"/>
-                <w:sz w:val="20"/>
-                <w:szCs w:val="20"/>
-              </w:rPr>
-              <w:t xml:space="preserve">Sí</w:t>
-            </w:r>
-          </w:p>
-        </w:tc>
-        <w:tc>
-          <w:tcPr>
-            <w:tcW w:type="dxa" w:w="2260"/>
-            <w:tcBorders>
-              <w:top w:val="single" w:color="999999" w:sz="4"/>
-              <w:left w:val="single" w:color="999999" w:sz="4"/>
-              <w:bottom w:val="single" w:color="999999" w:sz="4"/>
-              <w:right w:val="single" w:color="999999" w:sz="4"/>
-            </w:tcBorders>
-            <w:tcMar>
-              <w:top w:type="dxa" w:w="60"/>
-              <w:left w:type="dxa" w:w="100"/>
-              <w:bottom w:type="dxa" w:w="60"/>
-              <w:right w:type="dxa" w:w="100"/>
-            </w:tcMar>
-          </w:tcPr>
-          <w:p>
-            <w:r>
-              <w:rPr>
-                <w:rFonts w:ascii="Calibri" w:cs="Calibri" w:eastAsia="Calibri" w:hAnsi="Calibri"/>
-                <w:b w:val="false"/>
-                <w:bCs w:val="false"/>
-                <w:sz w:val="20"/>
-                <w:szCs w:val="20"/>
-              </w:rPr>
-              <w:t xml:space="preserve">50 caracteres</w:t>
-            </w:r>
-          </w:p>
-        </w:tc>
-      </w:tr>
-      <w:tr>
-        <w:tc>
-          <w:tcPr>
-            <w:tcW w:type="dxa" w:w="2600"/>
-            <w:tcBorders>
-              <w:top w:val="single" w:color="999999" w:sz="4"/>
-              <w:left w:val="single" w:color="999999" w:sz="4"/>
-              <w:bottom w:val="single" w:color="999999" w:sz="4"/>
-              <w:right w:val="single" w:color="999999" w:sz="4"/>
-            </w:tcBorders>
-            <w:tcMar>
-              <w:top w:type="dxa" w:w="60"/>
-              <w:left w:type="dxa" w:w="100"/>
-              <w:bottom w:type="dxa" w:w="60"/>
-              <w:right w:type="dxa" w:w="100"/>
-            </w:tcMar>
-          </w:tcPr>
-          <w:p>
-            <w:r>
-              <w:rPr>
-                <w:rFonts w:ascii="Calibri" w:cs="Calibri" w:eastAsia="Calibri" w:hAnsi="Calibri"/>
-                <w:b w:val="false"/>
-                <w:bCs w:val="false"/>
-                <w:sz w:val="20"/>
-                <w:szCs w:val="20"/>
-              </w:rPr>
-              <w:t xml:space="preserve">correo electrónico</w:t>
-            </w:r>
-          </w:p>
-        </w:tc>
-        <w:tc>
-          <w:tcPr>
-            <w:tcW w:type="dxa" w:w="3000"/>
-            <w:tcBorders>
-              <w:top w:val="single" w:color="999999" w:sz="4"/>
-              <w:left w:val="single" w:color="999999" w:sz="4"/>
-              <w:bottom w:val="single" w:color="999999" w:sz="4"/>
-              <w:right w:val="single" w:color="999999" w:sz="4"/>
-            </w:tcBorders>
-            <w:tcMar>
-              <w:top w:type="dxa" w:w="60"/>
-              <w:left w:type="dxa" w:w="100"/>
-              <w:bottom w:type="dxa" w:w="60"/>
-              <w:right w:type="dxa" w:w="100"/>
-            </w:tcMar>
-          </w:tcPr>
-          <w:p>
-            <w:r>
-              <w:rPr>
-                <w:rFonts w:ascii="Calibri" w:cs="Calibri" w:eastAsia="Calibri" w:hAnsi="Calibri"/>
-                <w:b w:val="false"/>
-                <w:bCs w:val="false"/>
-                <w:sz w:val="20"/>
-                <w:szCs w:val="20"/>
-              </w:rPr>
-              <w:t xml:space="preserve">alfanumérico / formato email</w:t>
-            </w:r>
-          </w:p>
-        </w:tc>
-        <w:tc>
-          <w:tcPr>
-            <w:tcW w:type="dxa" w:w="1500"/>
-            <w:tcBorders>
-              <w:top w:val="single" w:color="999999" w:sz="4"/>
-              <w:left w:val="single" w:color="999999" w:sz="4"/>
-              <w:bottom w:val="single" w:color="999999" w:sz="4"/>
-              <w:right w:val="single" w:color="999999" w:sz="4"/>
-            </w:tcBorders>
-            <w:tcMar>
-              <w:top w:type="dxa" w:w="60"/>
-              <w:left w:type="dxa" w:w="100"/>
-              <w:bottom w:type="dxa" w:w="60"/>
-              <w:right w:type="dxa" w:w="100"/>
-            </w:tcMar>
-          </w:tcPr>
-          <w:p>
-            <w:r>
-              <w:rPr>
-                <w:rFonts w:ascii="Calibri" w:cs="Calibri" w:eastAsia="Calibri" w:hAnsi="Calibri"/>
-                <w:b w:val="false"/>
-                <w:bCs w:val="false"/>
-                <w:sz w:val="20"/>
-                <w:szCs w:val="20"/>
-              </w:rPr>
-              <w:t xml:space="preserve">Sí</w:t>
-            </w:r>
-          </w:p>
-        </w:tc>
-        <w:tc>
-          <w:tcPr>
-            <w:tcW w:type="dxa" w:w="2260"/>
-            <w:tcBorders>
-              <w:top w:val="single" w:color="999999" w:sz="4"/>
-              <w:left w:val="single" w:color="999999" w:sz="4"/>
-              <w:bottom w:val="single" w:color="999999" w:sz="4"/>
-              <w:right w:val="single" w:color="999999" w:sz="4"/>
-            </w:tcBorders>
-            <w:tcMar>
-              <w:top w:type="dxa" w:w="60"/>
-              <w:left w:type="dxa" w:w="100"/>
-              <w:bottom w:type="dxa" w:w="60"/>
-              <w:right w:type="dxa" w:w="100"/>
-            </w:tcMar>
-          </w:tcPr>
-          <w:p>
-            <w:r>
-              <w:rPr>
-                <w:rFonts w:ascii="Calibri" w:cs="Calibri" w:eastAsia="Calibri" w:hAnsi="Calibri"/>
-                <w:b w:val="false"/>
-                <w:bCs w:val="false"/>
-                <w:sz w:val="20"/>
-                <w:szCs w:val="20"/>
-              </w:rPr>
-              <w:t xml:space="preserve">100 caracteres</w:t>
-            </w:r>
-          </w:p>
-        </w:tc>
-      </w:tr>
-      <w:tr>
-        <w:tc>
-          <w:tcPr>
-            <w:tcW w:type="dxa" w:w="2600"/>
-            <w:tcBorders>
-              <w:top w:val="single" w:color="999999" w:sz="4"/>
-              <w:left w:val="single" w:color="999999" w:sz="4"/>
-              <w:bottom w:val="single" w:color="999999" w:sz="4"/>
-              <w:right w:val="single" w:color="999999" w:sz="4"/>
-            </w:tcBorders>
-            <w:tcMar>
-              <w:top w:type="dxa" w:w="60"/>
-              <w:left w:type="dxa" w:w="100"/>
-              <w:bottom w:type="dxa" w:w="60"/>
-              <w:right w:type="dxa" w:w="100"/>
-            </w:tcMar>
-          </w:tcPr>
-          <w:p>
-            <w:r>
-              <w:rPr>
-                <w:rFonts w:ascii="Calibri" w:cs="Calibri" w:eastAsia="Calibri" w:hAnsi="Calibri"/>
-                <w:b w:val="false"/>
-                <w:bCs w:val="false"/>
-                <w:sz w:val="20"/>
-                <w:szCs w:val="20"/>
-              </w:rPr>
-              <w:t xml:space="preserve">código de área telefónico</w:t>
-            </w:r>
-          </w:p>
-        </w:tc>
-        <w:tc>
-          <w:tcPr>
-            <w:tcW w:type="dxa" w:w="3000"/>
-            <w:tcBorders>
-              <w:top w:val="single" w:color="999999" w:sz="4"/>
-              <w:left w:val="single" w:color="999999" w:sz="4"/>
-              <w:bottom w:val="single" w:color="999999" w:sz="4"/>
-              <w:right w:val="single" w:color="999999" w:sz="4"/>
-            </w:tcBorders>
-            <w:tcMar>
-              <w:top w:type="dxa" w:w="60"/>
-              <w:left w:type="dxa" w:w="100"/>
-              <w:bottom w:type="dxa" w:w="60"/>
-              <w:right w:type="dxa" w:w="100"/>
-            </w:tcMar>
-          </w:tcPr>
-          <w:p>
-            <w:r>
-              <w:rPr>
-                <w:rFonts w:ascii="Calibri" w:cs="Calibri" w:eastAsia="Calibri" w:hAnsi="Calibri"/>
-                <w:b w:val="false"/>
-                <w:bCs w:val="false"/>
-                <w:sz w:val="20"/>
-                <w:szCs w:val="20"/>
-              </w:rPr>
-              <w:t xml:space="preserve">numérico</w:t>
-            </w:r>
-          </w:p>
-        </w:tc>
-        <w:tc>
-          <w:tcPr>
-            <w:tcW w:type="dxa" w:w="1500"/>
-            <w:tcBorders>
-              <w:top w:val="single" w:color="999999" w:sz="4"/>
-              <w:left w:val="single" w:color="999999" w:sz="4"/>
-              <w:bottom w:val="single" w:color="999999" w:sz="4"/>
-              <w:right w:val="single" w:color="999999" w:sz="4"/>
-            </w:tcBorders>
-            <w:tcMar>
-              <w:top w:type="dxa" w:w="60"/>
-              <w:left w:type="dxa" w:w="100"/>
-              <w:bottom w:type="dxa" w:w="60"/>
-              <w:right w:type="dxa" w:w="100"/>
-            </w:tcMar>
-          </w:tcPr>
-          <w:p>
-            <w:r>
-              <w:rPr>
-                <w:rFonts w:ascii="Calibri" w:cs="Calibri" w:eastAsia="Calibri" w:hAnsi="Calibri"/>
-                <w:b w:val="false"/>
-                <w:bCs w:val="false"/>
-                <w:sz w:val="20"/>
-                <w:szCs w:val="20"/>
-              </w:rPr>
-              <w:t xml:space="preserve">Sí</w:t>
-            </w:r>
-          </w:p>
-        </w:tc>
-        <w:tc>
-          <w:tcPr>
-            <w:tcW w:type="dxa" w:w="2260"/>
-            <w:tcBorders>
-              <w:top w:val="single" w:color="999999" w:sz="4"/>
-              <w:left w:val="single" w:color="999999" w:sz="4"/>
-              <w:bottom w:val="single" w:color="999999" w:sz="4"/>
-              <w:right w:val="single" w:color="999999" w:sz="4"/>
-            </w:tcBorders>
-            <w:tcMar>
-              <w:top w:type="dxa" w:w="60"/>
-              <w:left w:type="dxa" w:w="100"/>
-              <w:bottom w:type="dxa" w:w="60"/>
-              <w:right w:type="dxa" w:w="100"/>
-            </w:tcMar>
-          </w:tcPr>
-          <w:p>
-            <w:r>
-              <w:rPr>
-                <w:rFonts w:ascii="Calibri" w:cs="Calibri" w:eastAsia="Calibri" w:hAnsi="Calibri"/>
-                <w:b w:val="false"/>
-                <w:bCs w:val="false"/>
-                <w:sz w:val="20"/>
-                <w:szCs w:val="20"/>
-              </w:rPr>
-              <w:t xml:space="preserve">4 caracteres</w:t>
-            </w:r>
-          </w:p>
-        </w:tc>
-      </w:tr>
-      <w:tr>
-        <w:tc>
-          <w:tcPr>
-            <w:tcW w:type="dxa" w:w="2600"/>
-            <w:tcBorders>
-              <w:top w:val="single" w:color="999999" w:sz="4"/>
-              <w:left w:val="single" w:color="999999" w:sz="4"/>
-              <w:bottom w:val="single" w:color="999999" w:sz="4"/>
-              <w:right w:val="single" w:color="999999" w:sz="4"/>
-            </w:tcBorders>
-            <w:tcMar>
-              <w:top w:type="dxa" w:w="60"/>
-              <w:left w:type="dxa" w:w="100"/>
-              <w:bottom w:type="dxa" w:w="60"/>
-              <w:right w:type="dxa" w:w="100"/>
-            </w:tcMar>
-          </w:tcPr>
-          <w:p>
-            <w:r>
-              <w:rPr>
-                <w:rFonts w:ascii="Calibri" w:cs="Calibri" w:eastAsia="Calibri" w:hAnsi="Calibri"/>
-                <w:b w:val="false"/>
-                <w:bCs w:val="false"/>
-                <w:sz w:val="20"/>
-                <w:szCs w:val="20"/>
-              </w:rPr>
-              <w:t xml:space="preserve">número de teléfono</w:t>
-            </w:r>
-          </w:p>
-        </w:tc>
-        <w:tc>
-          <w:tcPr>
-            <w:tcW w:type="dxa" w:w="3000"/>
-            <w:tcBorders>
-              <w:top w:val="single" w:color="999999" w:sz="4"/>
-              <w:left w:val="single" w:color="999999" w:sz="4"/>
-              <w:bottom w:val="single" w:color="999999" w:sz="4"/>
-              <w:right w:val="single" w:color="999999" w:sz="4"/>
-            </w:tcBorders>
-            <w:tcMar>
-              <w:top w:type="dxa" w:w="60"/>
-              <w:left w:type="dxa" w:w="100"/>
-              <w:bottom w:type="dxa" w:w="60"/>
-              <w:right w:type="dxa" w:w="100"/>
-            </w:tcMar>
-          </w:tcPr>
-          <w:p>
-            <w:r>
-              <w:rPr>
-                <w:rFonts w:ascii="Calibri" w:cs="Calibri" w:eastAsia="Calibri" w:hAnsi="Calibri"/>
-                <w:b w:val="false"/>
-                <w:bCs w:val="false"/>
-                <w:sz w:val="20"/>
-                <w:szCs w:val="20"/>
-              </w:rPr>
-              <w:t xml:space="preserve">numérico</w:t>
-            </w:r>
-          </w:p>
-        </w:tc>
-        <w:tc>
-          <w:tcPr>
-            <w:tcW w:type="dxa" w:w="1500"/>
-            <w:tcBorders>
-              <w:top w:val="single" w:color="999999" w:sz="4"/>
-              <w:left w:val="single" w:color="999999" w:sz="4"/>
-              <w:bottom w:val="single" w:color="999999" w:sz="4"/>
-              <w:right w:val="single" w:color="999999" w:sz="4"/>
-            </w:tcBorders>
-            <w:tcMar>
-              <w:top w:type="dxa" w:w="60"/>
-              <w:left w:type="dxa" w:w="100"/>
-              <w:bottom w:type="dxa" w:w="60"/>
-              <w:right w:type="dxa" w:w="100"/>
-            </w:tcMar>
-          </w:tcPr>
-          <w:p>
-            <w:r>
-              <w:rPr>
-                <w:rFonts w:ascii="Calibri" w:cs="Calibri" w:eastAsia="Calibri" w:hAnsi="Calibri"/>
-                <w:b w:val="false"/>
-                <w:bCs w:val="false"/>
-                <w:sz w:val="20"/>
-                <w:szCs w:val="20"/>
-              </w:rPr>
-              <w:t xml:space="preserve">Sí</w:t>
-            </w:r>
-          </w:p>
-        </w:tc>
-        <w:tc>
-          <w:tcPr>
-            <w:tcW w:type="dxa" w:w="2260"/>
-            <w:tcBorders>
-              <w:top w:val="single" w:color="999999" w:sz="4"/>
-              <w:left w:val="single" w:color="999999" w:sz="4"/>
-              <w:bottom w:val="single" w:color="999999" w:sz="4"/>
-              <w:right w:val="single" w:color="999999" w:sz="4"/>
-            </w:tcBorders>
-            <w:tcMar>
-              <w:top w:type="dxa" w:w="60"/>
-              <w:left w:type="dxa" w:w="100"/>
-              <w:bottom w:type="dxa" w:w="60"/>
-              <w:right w:type="dxa" w:w="100"/>
-            </w:tcMar>
-          </w:tcPr>
-          <w:p>
-            <w:r>
-              <w:rPr>
-                <w:rFonts w:ascii="Calibri" w:cs="Calibri" w:eastAsia="Calibri" w:hAnsi="Calibri"/>
-                <w:b w:val="false"/>
-                <w:bCs w:val="false"/>
-                <w:sz w:val="20"/>
-                <w:szCs w:val="20"/>
-              </w:rPr>
-              <w:t xml:space="preserve">exactamente 8 dígitos</w:t>
-            </w:r>
-          </w:p>
-        </w:tc>
-      </w:tr>
-      <w:tr>
-        <w:tc>
-          <w:tcPr>
-            <w:tcW w:type="dxa" w:w="2600"/>
-            <w:tcBorders>
-              <w:top w:val="single" w:color="999999" w:sz="4"/>
-              <w:left w:val="single" w:color="999999" w:sz="4"/>
-              <w:bottom w:val="single" w:color="999999" w:sz="4"/>
-              <w:right w:val="single" w:color="999999" w:sz="4"/>
-            </w:tcBorders>
-            <w:tcMar>
-              <w:top w:type="dxa" w:w="60"/>
-              <w:left w:type="dxa" w:w="100"/>
-              <w:bottom w:type="dxa" w:w="60"/>
-              <w:right w:type="dxa" w:w="100"/>
-            </w:tcMar>
-          </w:tcPr>
-          <w:p>
-            <w:r>
-              <w:rPr>
-                <w:rFonts w:ascii="Calibri" w:cs="Calibri" w:eastAsia="Calibri" w:hAnsi="Calibri"/>
-                <w:b w:val="false"/>
-                <w:bCs w:val="false"/>
-                <w:sz w:val="20"/>
-                <w:szCs w:val="20"/>
-              </w:rPr>
-              <w:t xml:space="preserve">dirección</w:t>
-            </w:r>
-          </w:p>
-        </w:tc>
-        <w:tc>
-          <w:tcPr>
-            <w:tcW w:type="dxa" w:w="3000"/>
-            <w:tcBorders>
-              <w:top w:val="single" w:color="999999" w:sz="4"/>
-              <w:left w:val="single" w:color="999999" w:sz="4"/>
-              <w:bottom w:val="single" w:color="999999" w:sz="4"/>
-              <w:right w:val="single" w:color="999999" w:sz="4"/>
-            </w:tcBorders>
-            <w:tcMar>
-              <w:top w:type="dxa" w:w="60"/>
-              <w:left w:type="dxa" w:w="100"/>
-              <w:bottom w:type="dxa" w:w="60"/>
-              <w:right w:type="dxa" w:w="100"/>
-            </w:tcMar>
-          </w:tcPr>
-          <w:p>
-            <w:r>
-              <w:rPr>
-                <w:rFonts w:ascii="Calibri" w:cs="Calibri" w:eastAsia="Calibri" w:hAnsi="Calibri"/>
-                <w:b w:val="false"/>
-                <w:bCs w:val="false"/>
-                <w:sz w:val="20"/>
-                <w:szCs w:val="20"/>
-              </w:rPr>
-              <w:t xml:space="preserve">alfanumérico</w:t>
-            </w:r>
-          </w:p>
-        </w:tc>
-        <w:tc>
-          <w:tcPr>
-            <w:tcW w:type="dxa" w:w="1500"/>
-            <w:tcBorders>
-              <w:top w:val="single" w:color="999999" w:sz="4"/>
-              <w:left w:val="single" w:color="999999" w:sz="4"/>
-              <w:bottom w:val="single" w:color="999999" w:sz="4"/>
-              <w:right w:val="single" w:color="999999" w:sz="4"/>
-            </w:tcBorders>
-            <w:tcMar>
-              <w:top w:type="dxa" w:w="60"/>
-              <w:left w:type="dxa" w:w="100"/>
-              <w:bottom w:type="dxa" w:w="60"/>
-              <w:right w:type="dxa" w:w="100"/>
-            </w:tcMar>
-          </w:tcPr>
-          <w:p>
-            <w:r>
-              <w:rPr>
-                <w:rFonts w:ascii="Calibri" w:cs="Calibri" w:eastAsia="Calibri" w:hAnsi="Calibri"/>
-                <w:b w:val="false"/>
-                <w:bCs w:val="false"/>
-                <w:sz w:val="20"/>
-                <w:szCs w:val="20"/>
-              </w:rPr>
-              <w:t xml:space="preserve">Sí</w:t>
-            </w:r>
-          </w:p>
-        </w:tc>
-        <w:tc>
-          <w:tcPr>
-            <w:tcW w:type="dxa" w:w="2260"/>
-            <w:tcBorders>
-              <w:top w:val="single" w:color="999999" w:sz="4"/>
-              <w:left w:val="single" w:color="999999" w:sz="4"/>
-              <w:bottom w:val="single" w:color="999999" w:sz="4"/>
-              <w:right w:val="single" w:color="999999" w:sz="4"/>
-            </w:tcBorders>
-            <w:tcMar>
-              <w:top w:type="dxa" w:w="60"/>
-              <w:left w:type="dxa" w:w="100"/>
-              <w:bottom w:type="dxa" w:w="60"/>
-              <w:right w:type="dxa" w:w="100"/>
-            </w:tcMar>
-          </w:tcPr>
-          <w:p>
-            <w:r>
-              <w:rPr>
-                <w:rFonts w:ascii="Calibri" w:cs="Calibri" w:eastAsia="Calibri" w:hAnsi="Calibri"/>
-                <w:b w:val="false"/>
-                <w:bCs w:val="false"/>
-                <w:sz w:val="20"/>
-                <w:szCs w:val="20"/>
-              </w:rPr>
-              <w:t xml:space="preserve">150 caracteres</w:t>
-            </w:r>
-          </w:p>
-        </w:tc>
-      </w:tr>
-      <w:tr>
-        <w:tc>
-          <w:tcPr>
-            <w:tcW w:type="dxa" w:w="2600"/>
-            <w:tcBorders>
-              <w:top w:val="single" w:color="999999" w:sz="4"/>
-              <w:left w:val="single" w:color="999999" w:sz="4"/>
-              <w:bottom w:val="single" w:color="999999" w:sz="4"/>
-              <w:right w:val="single" w:color="999999" w:sz="4"/>
-            </w:tcBorders>
-            <w:tcMar>
-              <w:top w:type="dxa" w:w="60"/>
-              <w:left w:type="dxa" w:w="100"/>
-              <w:bottom w:type="dxa" w:w="60"/>
-              <w:right w:type="dxa" w:w="100"/>
-            </w:tcMar>
-          </w:tcPr>
-          <w:p>
-            <w:r>
-              <w:rPr>
-                <w:rFonts w:ascii="Calibri" w:cs="Calibri" w:eastAsia="Calibri" w:hAnsi="Calibri"/>
-                <w:b w:val="false"/>
-                <w:bCs w:val="false"/>
-                <w:sz w:val="20"/>
-                <w:szCs w:val="20"/>
-              </w:rPr>
-              <w:t xml:space="preserve">contraseña actual</w:t>
-            </w:r>
-          </w:p>
-        </w:tc>
-        <w:tc>
-          <w:tcPr>
-            <w:tcW w:type="dxa" w:w="3000"/>
-            <w:tcBorders>
-              <w:top w:val="single" w:color="999999" w:sz="4"/>
-              <w:left w:val="single" w:color="999999" w:sz="4"/>
-              <w:bottom w:val="single" w:color="999999" w:sz="4"/>
-              <w:right w:val="single" w:color="999999" w:sz="4"/>
-            </w:tcBorders>
-            <w:tcMar>
-              <w:top w:type="dxa" w:w="60"/>
-              <w:left w:type="dxa" w:w="100"/>
-              <w:bottom w:type="dxa" w:w="60"/>
-              <w:right w:type="dxa" w:w="100"/>
-            </w:tcMar>
-          </w:tcPr>
-          <w:p>
-            <w:r>
-              <w:rPr>
-                <w:rFonts w:ascii="Calibri" w:cs="Calibri" w:eastAsia="Calibri" w:hAnsi="Calibri"/>
-                <w:b w:val="false"/>
-                <w:bCs w:val="false"/>
-                <w:sz w:val="20"/>
-                <w:szCs w:val="20"/>
-              </w:rPr>
-              <w:t xml:space="preserve">alfanumérico</w:t>
-            </w:r>
-          </w:p>
-        </w:tc>
-        <w:tc>
-          <w:tcPr>
-            <w:tcW w:type="dxa" w:w="1500"/>
-            <w:tcBorders>
-              <w:top w:val="single" w:color="999999" w:sz="4"/>
-              <w:left w:val="single" w:color="999999" w:sz="4"/>
-              <w:bottom w:val="single" w:color="999999" w:sz="4"/>
-              <w:right w:val="single" w:color="999999" w:sz="4"/>
-            </w:tcBorders>
-            <w:tcMar>
-              <w:top w:type="dxa" w:w="60"/>
-              <w:left w:type="dxa" w:w="100"/>
-              <w:bottom w:type="dxa" w:w="60"/>
-              <w:right w:type="dxa" w:w="100"/>
-            </w:tcMar>
-          </w:tcPr>
-          <w:p>
-            <w:r>
-              <w:rPr>
-                <w:rFonts w:ascii="Calibri" w:cs="Calibri" w:eastAsia="Calibri" w:hAnsi="Calibri"/>
-                <w:b w:val="false"/>
-                <w:bCs w:val="false"/>
-                <w:sz w:val="20"/>
-                <w:szCs w:val="20"/>
-              </w:rPr>
-              <w:t xml:space="preserve">No (solo si desea cambiar la contraseña)</w:t>
-            </w:r>
-          </w:p>
-        </w:tc>
-        <w:tc>
-          <w:tcPr>
-            <w:tcW w:type="dxa" w:w="2260"/>
-            <w:tcBorders>
-              <w:top w:val="single" w:color="999999" w:sz="4"/>
-              <w:left w:val="single" w:color="999999" w:sz="4"/>
-              <w:bottom w:val="single" w:color="999999" w:sz="4"/>
-              <w:right w:val="single" w:color="999999" w:sz="4"/>
-            </w:tcBorders>
-            <w:tcMar>
-              <w:top w:type="dxa" w:w="60"/>
-              <w:left w:type="dxa" w:w="100"/>
-              <w:bottom w:type="dxa" w:w="60"/>
-              <w:right w:type="dxa" w:w="100"/>
-            </w:tcMar>
-          </w:tcPr>
-          <w:p>
-            <w:r>
-              <w:rPr>
-                <w:rFonts w:ascii="Calibri" w:cs="Calibri" w:eastAsia="Calibri" w:hAnsi="Calibri"/>
-                <w:b w:val="false"/>
-                <w:bCs w:val="false"/>
-                <w:sz w:val="20"/>
-                <w:szCs w:val="20"/>
-              </w:rPr>
-              <w:t xml:space="preserve">20 caracteres</w:t>
-            </w:r>
-          </w:p>
-        </w:tc>
-      </w:tr>
-      <w:tr>
-        <w:tc>
-          <w:tcPr>
-            <w:tcW w:type="dxa" w:w="2600"/>
-            <w:tcBorders>
-              <w:top w:val="single" w:color="999999" w:sz="4"/>
-              <w:left w:val="single" w:color="999999" w:sz="4"/>
-              <w:bottom w:val="single" w:color="999999" w:sz="4"/>
-              <w:right w:val="single" w:color="999999" w:sz="4"/>
-            </w:tcBorders>
-            <w:tcMar>
-              <w:top w:type="dxa" w:w="60"/>
-              <w:left w:type="dxa" w:w="100"/>
-              <w:bottom w:type="dxa" w:w="60"/>
-              <w:right w:type="dxa" w:w="100"/>
-            </w:tcMar>
-          </w:tcPr>
-          <w:p>
-            <w:r>
-              <w:rPr>
-                <w:rFonts w:ascii="Calibri" w:cs="Calibri" w:eastAsia="Calibri" w:hAnsi="Calibri"/>
-                <w:b w:val="false"/>
-                <w:bCs w:val="false"/>
-                <w:sz w:val="20"/>
-                <w:szCs w:val="20"/>
-              </w:rPr>
-              <w:t xml:space="preserve">nueva contraseña</w:t>
-            </w:r>
-          </w:p>
-        </w:tc>
-        <w:tc>
-          <w:tcPr>
-            <w:tcW w:type="dxa" w:w="3000"/>
-            <w:tcBorders>
-              <w:top w:val="single" w:color="999999" w:sz="4"/>
-              <w:left w:val="single" w:color="999999" w:sz="4"/>
-              <w:bottom w:val="single" w:color="999999" w:sz="4"/>
-              <w:right w:val="single" w:color="999999" w:sz="4"/>
-            </w:tcBorders>
-            <w:tcMar>
-              <w:top w:type="dxa" w:w="60"/>
-              <w:left w:type="dxa" w:w="100"/>
-              <w:bottom w:type="dxa" w:w="60"/>
-              <w:right w:type="dxa" w:w="100"/>
-            </w:tcMar>
-          </w:tcPr>
-          <w:p>
-            <w:r>
-              <w:rPr>
-                <w:rFonts w:ascii="Calibri" w:cs="Calibri" w:eastAsia="Calibri" w:hAnsi="Calibri"/>
-                <w:b w:val="false"/>
-                <w:bCs w:val="false"/>
-                <w:sz w:val="20"/>
-                <w:szCs w:val="20"/>
-              </w:rPr>
-              <w:t xml:space="preserve">alfanumérico con caracteres especiales (al menos una mayúscula, un número y un carácter especial)</w:t>
-            </w:r>
-          </w:p>
-        </w:tc>
-        <w:tc>
-          <w:tcPr>
-            <w:tcW w:type="dxa" w:w="1500"/>
-            <w:tcBorders>
-              <w:top w:val="single" w:color="999999" w:sz="4"/>
-              <w:left w:val="single" w:color="999999" w:sz="4"/>
-              <w:bottom w:val="single" w:color="999999" w:sz="4"/>
-              <w:right w:val="single" w:color="999999" w:sz="4"/>
-            </w:tcBorders>
-            <w:tcMar>
-              <w:top w:type="dxa" w:w="60"/>
-              <w:left w:type="dxa" w:w="100"/>
-              <w:bottom w:type="dxa" w:w="60"/>
-              <w:right w:type="dxa" w:w="100"/>
-            </w:tcMar>
-          </w:tcPr>
-          <w:p>
-            <w:r>
-              <w:rPr>
-                <w:rFonts w:ascii="Calibri" w:cs="Calibri" w:eastAsia="Calibri" w:hAnsi="Calibri"/>
-                <w:b w:val="false"/>
-                <w:bCs w:val="false"/>
-                <w:sz w:val="20"/>
-                <w:szCs w:val="20"/>
-              </w:rPr>
-              <w:t xml:space="preserve">No (solo si desea cambiar la contraseña)</w:t>
-            </w:r>
-          </w:p>
-        </w:tc>
-        <w:tc>
-          <w:tcPr>
-            <w:tcW w:type="dxa" w:w="2260"/>
-            <w:tcBorders>
-              <w:top w:val="single" w:color="999999" w:sz="4"/>
-              <w:left w:val="single" w:color="999999" w:sz="4"/>
-              <w:bottom w:val="single" w:color="999999" w:sz="4"/>
-              <w:right w:val="single" w:color="999999" w:sz="4"/>
-            </w:tcBorders>
-            <w:tcMar>
-              <w:top w:type="dxa" w:w="60"/>
-              <w:left w:type="dxa" w:w="100"/>
-              <w:bottom w:type="dxa" w:w="60"/>
-              <w:right w:type="dxa" w:w="100"/>
-            </w:tcMar>
-          </w:tcPr>
-          <w:p>
-            <w:r>
-              <w:rPr>
-                <w:rFonts w:ascii="Calibri" w:cs="Calibri" w:eastAsia="Calibri" w:hAnsi="Calibri"/>
-                <w:b w:val="false"/>
-                <w:bCs w:val="false"/>
-                <w:sz w:val="20"/>
-                <w:szCs w:val="20"/>
-              </w:rPr>
-              <w:t xml:space="preserve">Mínimo 6 y máximo 20 caracteres</w:t>
-            </w:r>
-          </w:p>
-        </w:tc>
-      </w:tr>
-    </w:tbl>
-    <w:p>
-      <w:pPr>
-        <w:spacing w:after="100"/>
-      </w:pPr>
-      <w:r>
-        <w:rPr>
-          <w:rFonts w:ascii="Calibri" w:cs="Calibri" w:eastAsia="Calibri" w:hAnsi="Calibri"/>
-          <w:sz w:val="22"/>
-          <w:szCs w:val="22"/>
-        </w:rPr>
-        <w:t xml:space="preserve"/>
+        <w:t xml:space="preserve">El sistema valida los datos (FA19, FA20, FA21), actualiza la cuenta y registra el cambio en la bitácora de auditoría con los valores anteriores y nuevos (CU-10).</w:t>
       </w:r>
     </w:p>
     <w:p>
@@ -4846,97 +4771,7 @@
           <w:sz w:val="22"/>
           <w:szCs w:val="22"/>
         </w:rPr>
-        <w:t xml:space="preserve">El usuario presiona el botón “Guardar cambios”.</w:t>
-      </w:r>
-    </w:p>
-    <w:p>
-      <w:pPr>
-        <w:pStyle w:val="ListParagraph"/>
-        <w:numPr>
-          <w:ilvl w:val="0"/>
-          <w:numId w:val="5"/>
-        </w:numPr>
-        <w:spacing w:after="80"/>
-      </w:pPr>
-      <w:r>
-        <w:rPr>
-          <w:rFonts w:ascii="Calibri" w:cs="Calibri" w:eastAsia="Calibri" w:hAnsi="Calibri"/>
-          <w:sz w:val="22"/>
-          <w:szCs w:val="22"/>
-        </w:rPr>
-        <w:t xml:space="preserve">El sistema valida los campos ingresados (FA19, FA20, FA21).</w:t>
-      </w:r>
-    </w:p>
-    <w:p>
-      <w:pPr>
-        <w:pStyle w:val="ListParagraph"/>
-        <w:numPr>
-          <w:ilvl w:val="0"/>
-          <w:numId w:val="5"/>
-        </w:numPr>
-        <w:spacing w:after="80"/>
-      </w:pPr>
-      <w:r>
-        <w:rPr>
-          <w:rFonts w:ascii="Calibri" w:cs="Calibri" w:eastAsia="Calibri" w:hAnsi="Calibri"/>
-          <w:sz w:val="22"/>
-          <w:szCs w:val="22"/>
-        </w:rPr>
-        <w:t xml:space="preserve">El sistema actualiza los datos del usuario.</w:t>
-      </w:r>
-    </w:p>
-    <w:p>
-      <w:pPr>
-        <w:pStyle w:val="ListParagraph"/>
-        <w:numPr>
-          <w:ilvl w:val="0"/>
-          <w:numId w:val="5"/>
-        </w:numPr>
-        <w:spacing w:after="80"/>
-      </w:pPr>
-      <w:r>
-        <w:rPr>
-          <w:rFonts w:ascii="Calibri" w:cs="Calibri" w:eastAsia="Calibri" w:hAnsi="Calibri"/>
-          <w:sz w:val="22"/>
-          <w:szCs w:val="22"/>
-        </w:rPr>
-        <w:t xml:space="preserve">El sistema genera un registro en la bitácora de auditoría (CU-10) con los valores anteriores y nuevos.</w:t>
-      </w:r>
-    </w:p>
-    <w:p>
-      <w:pPr>
-        <w:pStyle w:val="ListParagraph"/>
-        <w:numPr>
-          <w:ilvl w:val="0"/>
-          <w:numId w:val="5"/>
-        </w:numPr>
-        <w:spacing w:after="80"/>
-      </w:pPr>
-      <w:r>
-        <w:rPr>
-          <w:rFonts w:ascii="Calibri" w:cs="Calibri" w:eastAsia="Calibri" w:hAnsi="Calibri"/>
-          <w:sz w:val="22"/>
-          <w:szCs w:val="22"/>
-        </w:rPr>
-        <w:t xml:space="preserve">El sistema muestra el mensaje de éxito: “Datos actualizados correctamente”.</w:t>
-      </w:r>
-    </w:p>
-    <w:p>
-      <w:pPr>
-        <w:pStyle w:val="ListParagraph"/>
-        <w:numPr>
-          <w:ilvl w:val="0"/>
-          <w:numId w:val="5"/>
-        </w:numPr>
-        <w:spacing w:after="80"/>
-      </w:pPr>
-      <w:r>
-        <w:rPr>
-          <w:rFonts w:ascii="Calibri" w:cs="Calibri" w:eastAsia="Calibri" w:hAnsi="Calibri"/>
-          <w:sz w:val="22"/>
-          <w:szCs w:val="22"/>
-        </w:rPr>
-        <w:t xml:space="preserve">El sistema recarga la información actualizada.</w:t>
+        <w:t xml:space="preserve">El sistema muestra el mensaje de éxito “Datos actualizados correctamente” y vuelve a cargar en pantalla la información actualizada.</w:t>
       </w:r>
     </w:p>
     <w:p>
@@ -5016,7 +4851,7 @@
           <w:sz w:val="22"/>
           <w:szCs w:val="22"/>
         </w:rPr>
-        <w:t xml:space="preserve">FA01 – Campos obligatorios incompletos o inválidos:</w:t>
+        <w:t xml:space="preserve">FA01 – Datos personales incompletos o inválidos:</w:t>
       </w:r>
     </w:p>
     <w:p>
@@ -5034,6 +4869,24 @@
           <w:sz w:val="22"/>
           <w:szCs w:val="22"/>
         </w:rPr>
+        <w:t xml:space="preserve">El usuario presiona “Crear nueva cuenta” con algún dato personal vacío o con formato incorrecto.</w:t>
+      </w:r>
+    </w:p>
+    <w:p>
+      <w:pPr>
+        <w:pStyle w:val="ListParagraph"/>
+        <w:numPr>
+          <w:ilvl w:val="0"/>
+          <w:numId w:val="6"/>
+        </w:numPr>
+        <w:spacing w:after="80"/>
+      </w:pPr>
+      <w:r>
+        <w:rPr>
+          <w:rFonts w:ascii="Calibri" w:cs="Calibri" w:eastAsia="Calibri" w:hAnsi="Calibri"/>
+          <w:sz w:val="22"/>
+          <w:szCs w:val="22"/>
+        </w:rPr>
         <w:t xml:space="preserve">El sistema muestra el mensaje: “Debe completar todos los datos personales obligatorios antes de continuar”.</w:t>
       </w:r>
     </w:p>
@@ -5052,7 +4905,7 @@
           <w:sz w:val="22"/>
           <w:szCs w:val="22"/>
         </w:rPr>
-        <w:t xml:space="preserve">El sistema retorna al paso 3 del Flujo 1.</w:t>
+        <w:t xml:space="preserve">El sistema retorna al paso 2 del Flujo 1.</w:t>
       </w:r>
     </w:p>
     <w:p>
@@ -5122,7 +4975,7 @@
           <w:sz w:val="22"/>
           <w:szCs w:val="22"/>
         </w:rPr>
-        <w:t xml:space="preserve">El usuario ingresa otro correo y retorna al paso 3 del Flujo 1.</w:t>
+        <w:t xml:space="preserve">El usuario ingresa otro correo y retorna al paso 2 del Flujo 1.</w:t>
       </w:r>
     </w:p>
     <w:p>
@@ -5138,7 +4991,7 @@
           <w:sz w:val="22"/>
           <w:szCs w:val="22"/>
         </w:rPr>
-        <w:t xml:space="preserve">FA03 – Longitud de la contraseña fuera de rango (registro):</w:t>
+        <w:t xml:space="preserve">FA03 – Longitud de la contraseña fuera de rango:</w:t>
       </w:r>
     </w:p>
     <w:p>
@@ -5156,6 +5009,24 @@
           <w:sz w:val="22"/>
           <w:szCs w:val="22"/>
         </w:rPr>
+        <w:t xml:space="preserve">El sistema detecta que la contraseña tiene menos de 6 o más de 20 caracteres.</w:t>
+      </w:r>
+    </w:p>
+    <w:p>
+      <w:pPr>
+        <w:pStyle w:val="ListParagraph"/>
+        <w:numPr>
+          <w:ilvl w:val="0"/>
+          <w:numId w:val="8"/>
+        </w:numPr>
+        <w:spacing w:after="80"/>
+      </w:pPr>
+      <w:r>
+        <w:rPr>
+          <w:rFonts w:ascii="Calibri" w:cs="Calibri" w:eastAsia="Calibri" w:hAnsi="Calibri"/>
+          <w:sz w:val="22"/>
+          <w:szCs w:val="22"/>
+        </w:rPr>
         <w:t xml:space="preserve">El sistema muestra el mensaje: “La contraseña debe tener entre 6 y 20 caracteres”.</w:t>
       </w:r>
     </w:p>
@@ -5174,7 +5045,7 @@
           <w:sz w:val="22"/>
           <w:szCs w:val="22"/>
         </w:rPr>
-        <w:t xml:space="preserve">El sistema retorna al paso 6 del Flujo 1.</w:t>
+        <w:t xml:space="preserve">El sistema retorna al paso 5 del Flujo 1.</w:t>
       </w:r>
     </w:p>
     <w:p>
@@ -5190,7 +5061,7 @@
           <w:sz w:val="22"/>
           <w:szCs w:val="22"/>
         </w:rPr>
-        <w:t xml:space="preserve">FA04 – Formato de la contraseña no válido (registro):</w:t>
+        <w:t xml:space="preserve">FA04 – Formato de la contraseña no válido:</w:t>
       </w:r>
     </w:p>
     <w:p>
@@ -5208,6 +5079,24 @@
           <w:sz w:val="22"/>
           <w:szCs w:val="22"/>
         </w:rPr>
+        <w:t xml:space="preserve">El sistema detecta que la contraseña no incluye una mayúscula, un número y un carácter especial.</w:t>
+      </w:r>
+    </w:p>
+    <w:p>
+      <w:pPr>
+        <w:pStyle w:val="ListParagraph"/>
+        <w:numPr>
+          <w:ilvl w:val="0"/>
+          <w:numId w:val="9"/>
+        </w:numPr>
+        <w:spacing w:after="80"/>
+      </w:pPr>
+      <w:r>
+        <w:rPr>
+          <w:rFonts w:ascii="Calibri" w:cs="Calibri" w:eastAsia="Calibri" w:hAnsi="Calibri"/>
+          <w:sz w:val="22"/>
+          <w:szCs w:val="22"/>
+        </w:rPr>
         <w:t xml:space="preserve">El sistema muestra el mensaje: “El formato de la contraseña debe incluir al menos una letra mayúscula, un carácter especial y un número”.</w:t>
       </w:r>
     </w:p>
@@ -5226,7 +5115,7 @@
           <w:sz w:val="22"/>
           <w:szCs w:val="22"/>
         </w:rPr>
-        <w:t xml:space="preserve">El sistema retorna al paso 6 del Flujo 1.</w:t>
+        <w:t xml:space="preserve">El sistema retorna al paso 5 del Flujo 1.</w:t>
       </w:r>
     </w:p>
     <w:p>
@@ -5242,7 +5131,7 @@
           <w:sz w:val="22"/>
           <w:szCs w:val="22"/>
         </w:rPr>
-        <w:t xml:space="preserve">FA05 – Las contraseñas no coinciden (registro):</w:t>
+        <w:t xml:space="preserve">FA05 – Las contraseñas no coinciden:</w:t>
       </w:r>
     </w:p>
     <w:p>
@@ -5260,6 +5149,24 @@
           <w:sz w:val="22"/>
           <w:szCs w:val="22"/>
         </w:rPr>
+        <w:t xml:space="preserve">El sistema detecta que “contraseña” y “confirmar contraseña” son diferentes.</w:t>
+      </w:r>
+    </w:p>
+    <w:p>
+      <w:pPr>
+        <w:pStyle w:val="ListParagraph"/>
+        <w:numPr>
+          <w:ilvl w:val="0"/>
+          <w:numId w:val="10"/>
+        </w:numPr>
+        <w:spacing w:after="80"/>
+      </w:pPr>
+      <w:r>
+        <w:rPr>
+          <w:rFonts w:ascii="Calibri" w:cs="Calibri" w:eastAsia="Calibri" w:hAnsi="Calibri"/>
+          <w:sz w:val="22"/>
+          <w:szCs w:val="22"/>
+        </w:rPr>
         <w:t xml:space="preserve">El sistema muestra el mensaje: “Las contraseñas ingresadas no coinciden”.</w:t>
       </w:r>
     </w:p>
@@ -5278,7 +5185,7 @@
           <w:sz w:val="22"/>
           <w:szCs w:val="22"/>
         </w:rPr>
-        <w:t xml:space="preserve">El sistema retorna al paso 6 del Flujo 1.</w:t>
+        <w:t xml:space="preserve">El sistema retorna al paso 5 del Flujo 1.</w:t>
       </w:r>
     </w:p>
     <w:p>
@@ -5294,7 +5201,7 @@
           <w:sz w:val="22"/>
           <w:szCs w:val="22"/>
         </w:rPr>
-        <w:t xml:space="preserve">FA06 – El usuario cancela la confirmación:</w:t>
+        <w:t xml:space="preserve">FA06 – El usuario no confirma el registro:</w:t>
       </w:r>
     </w:p>
     <w:p>
@@ -5312,7 +5219,7 @@
           <w:sz w:val="22"/>
           <w:szCs w:val="22"/>
         </w:rPr>
-        <w:t xml:space="preserve">El usuario selecciona la opción “No” en el mensaje de confirmación.</w:t>
+        <w:t xml:space="preserve">En la ventana de confirmación, el usuario selecciona “No”.</w:t>
       </w:r>
     </w:p>
     <w:p>
@@ -5330,7 +5237,7 @@
           <w:sz w:val="22"/>
           <w:szCs w:val="22"/>
         </w:rPr>
-        <w:t xml:space="preserve">El sistema muestra el mensaje: “Se ha cancelado el registro satisfactoriamente”.</w:t>
+        <w:t xml:space="preserve">El sistema muestra el mensaje: “Se ha cancelado el registro satisfactoriamente”. No se crea ninguna cuenta.</w:t>
       </w:r>
     </w:p>
     <w:p>
@@ -5364,7 +5271,7 @@
           <w:sz w:val="22"/>
           <w:szCs w:val="22"/>
         </w:rPr>
-        <w:t xml:space="preserve">FA07 – El usuario cancela y regresa al inicio de sesión:</w:t>
+        <w:t xml:space="preserve">FA07 – El usuario vuelve al inicio de sesión:</w:t>
       </w:r>
     </w:p>
     <w:p>
@@ -5382,7 +5289,7 @@
           <w:sz w:val="22"/>
           <w:szCs w:val="22"/>
         </w:rPr>
-        <w:t xml:space="preserve">En el paso 3 o 4 del Flujo 1, el usuario selecciona la opción “Volver al Inicio de Sesión”.</w:t>
+        <w:t xml:space="preserve">En cualquier momento del registro, el usuario selecciona “Volver al Inicio de Sesión”.</w:t>
       </w:r>
     </w:p>
     <w:p>
@@ -5400,25 +5307,7 @@
           <w:sz w:val="22"/>
           <w:szCs w:val="22"/>
         </w:rPr>
-        <w:t xml:space="preserve">El sistema descarta los datos ingresados en el formulario.</w:t>
-      </w:r>
-    </w:p>
-    <w:p>
-      <w:pPr>
-        <w:pStyle w:val="ListParagraph"/>
-        <w:numPr>
-          <w:ilvl w:val="0"/>
-          <w:numId w:val="12"/>
-        </w:numPr>
-        <w:spacing w:after="80"/>
-      </w:pPr>
-      <w:r>
-        <w:rPr>
-          <w:rFonts w:ascii="Calibri" w:cs="Calibri" w:eastAsia="Calibri" w:hAnsi="Calibri"/>
-          <w:sz w:val="22"/>
-          <w:szCs w:val="22"/>
-        </w:rPr>
-        <w:t xml:space="preserve">El sistema redirige al usuario a la pantalla principal del portal (CU-00).</w:t>
+        <w:t xml:space="preserve">El sistema descarta los datos escritos y lleva al usuario a la pantalla de acceso (CU-00).</w:t>
       </w:r>
     </w:p>
     <w:p>
@@ -5481,7 +5370,7 @@
           <w:sz w:val="22"/>
           <w:szCs w:val="22"/>
         </w:rPr>
-        <w:t xml:space="preserve">FA08 – Campo correo electrónico vacío:</w:t>
+        <w:t xml:space="preserve">FA08 – Correo electrónico vacío:</w:t>
       </w:r>
     </w:p>
     <w:p>
@@ -5499,6 +5388,24 @@
           <w:sz w:val="22"/>
           <w:szCs w:val="22"/>
         </w:rPr>
+        <w:t xml:space="preserve">El usuario presiona “ENVIAR” sin escribir su correo.</w:t>
+      </w:r>
+    </w:p>
+    <w:p>
+      <w:pPr>
+        <w:pStyle w:val="ListParagraph"/>
+        <w:numPr>
+          <w:ilvl w:val="0"/>
+          <w:numId w:val="13"/>
+        </w:numPr>
+        <w:spacing w:after="80"/>
+      </w:pPr>
+      <w:r>
+        <w:rPr>
+          <w:rFonts w:ascii="Calibri" w:cs="Calibri" w:eastAsia="Calibri" w:hAnsi="Calibri"/>
+          <w:sz w:val="22"/>
+          <w:szCs w:val="22"/>
+        </w:rPr>
         <w:t xml:space="preserve">El sistema muestra el mensaje: “Debe ingresar un correo electrónico”.</w:t>
       </w:r>
     </w:p>
@@ -5517,7 +5424,7 @@
           <w:sz w:val="22"/>
           <w:szCs w:val="22"/>
         </w:rPr>
-        <w:t xml:space="preserve">El sistema retorna al paso 3 del Flujo 2.</w:t>
+        <w:t xml:space="preserve">El sistema retorna al paso 2 del Flujo 2.</w:t>
       </w:r>
     </w:p>
     <w:p>
@@ -5533,7 +5440,7 @@
           <w:sz w:val="22"/>
           <w:szCs w:val="22"/>
         </w:rPr>
-        <w:t xml:space="preserve">FA09 – Formato de correo electrónico no válido:</w:t>
+        <w:t xml:space="preserve">FA09 – Formato de correo no válido:</w:t>
       </w:r>
     </w:p>
     <w:p>
@@ -5551,6 +5458,24 @@
           <w:sz w:val="22"/>
           <w:szCs w:val="22"/>
         </w:rPr>
+        <w:t xml:space="preserve">El sistema detecta que el texto escrito no tiene formato de correo electrónico.</w:t>
+      </w:r>
+    </w:p>
+    <w:p>
+      <w:pPr>
+        <w:pStyle w:val="ListParagraph"/>
+        <w:numPr>
+          <w:ilvl w:val="0"/>
+          <w:numId w:val="14"/>
+        </w:numPr>
+        <w:spacing w:after="80"/>
+      </w:pPr>
+      <w:r>
+        <w:rPr>
+          <w:rFonts w:ascii="Calibri" w:cs="Calibri" w:eastAsia="Calibri" w:hAnsi="Calibri"/>
+          <w:sz w:val="22"/>
+          <w:szCs w:val="22"/>
+        </w:rPr>
         <w:t xml:space="preserve">El sistema muestra el mensaje: “Debe ingresar un correo electrónico válido”.</w:t>
       </w:r>
     </w:p>
@@ -5569,7 +5494,7 @@
           <w:sz w:val="22"/>
           <w:szCs w:val="22"/>
         </w:rPr>
-        <w:t xml:space="preserve">El sistema retorna al paso 3 del Flujo 2.</w:t>
+        <w:t xml:space="preserve">El sistema retorna al paso 2 del Flujo 2.</w:t>
       </w:r>
     </w:p>
     <w:p>
@@ -5603,6 +5528,24 @@
           <w:sz w:val="22"/>
           <w:szCs w:val="22"/>
         </w:rPr>
+        <w:t xml:space="preserve">El sistema verifica que no existe ninguna cuenta con ese correo.</w:t>
+      </w:r>
+    </w:p>
+    <w:p>
+      <w:pPr>
+        <w:pStyle w:val="ListParagraph"/>
+        <w:numPr>
+          <w:ilvl w:val="0"/>
+          <w:numId w:val="15"/>
+        </w:numPr>
+        <w:spacing w:after="80"/>
+      </w:pPr>
+      <w:r>
+        <w:rPr>
+          <w:rFonts w:ascii="Calibri" w:cs="Calibri" w:eastAsia="Calibri" w:hAnsi="Calibri"/>
+          <w:sz w:val="22"/>
+          <w:szCs w:val="22"/>
+        </w:rPr>
         <w:t xml:space="preserve">El sistema muestra el mensaje: “Correo no registrado”.</w:t>
       </w:r>
     </w:p>
@@ -5621,7 +5564,7 @@
           <w:sz w:val="22"/>
           <w:szCs w:val="22"/>
         </w:rPr>
-        <w:t xml:space="preserve">El sistema retorna al paso 3 del Flujo 2.</w:t>
+        <w:t xml:space="preserve">El sistema retorna al paso 2 del Flujo 2.</w:t>
       </w:r>
     </w:p>
     <w:p>
@@ -5637,7 +5580,7 @@
           <w:sz w:val="22"/>
           <w:szCs w:val="22"/>
         </w:rPr>
-        <w:t xml:space="preserve">FA11 – Campo código de recuperación vacío:</w:t>
+        <w:t xml:space="preserve">FA11 – Código de recuperación vacío:</w:t>
       </w:r>
     </w:p>
     <w:p>
@@ -5655,6 +5598,24 @@
           <w:sz w:val="22"/>
           <w:szCs w:val="22"/>
         </w:rPr>
+        <w:t xml:space="preserve">El usuario presiona “Validar” sin escribir el código.</w:t>
+      </w:r>
+    </w:p>
+    <w:p>
+      <w:pPr>
+        <w:pStyle w:val="ListParagraph"/>
+        <w:numPr>
+          <w:ilvl w:val="0"/>
+          <w:numId w:val="16"/>
+        </w:numPr>
+        <w:spacing w:after="80"/>
+      </w:pPr>
+      <w:r>
+        <w:rPr>
+          <w:rFonts w:ascii="Calibri" w:cs="Calibri" w:eastAsia="Calibri" w:hAnsi="Calibri"/>
+          <w:sz w:val="22"/>
+          <w:szCs w:val="22"/>
+        </w:rPr>
         <w:t xml:space="preserve">El sistema muestra el mensaje: “Debe ingresar el código de recuperación”.</w:t>
       </w:r>
     </w:p>
@@ -5673,7 +5634,7 @@
           <w:sz w:val="22"/>
           <w:szCs w:val="22"/>
         </w:rPr>
-        <w:t xml:space="preserve">El sistema retorna al paso 6 del Flujo 2.</w:t>
+        <w:t xml:space="preserve">El sistema retorna al paso 4 del Flujo 2.</w:t>
       </w:r>
     </w:p>
     <w:p>
@@ -5689,7 +5650,7 @@
           <w:sz w:val="22"/>
           <w:szCs w:val="22"/>
         </w:rPr>
-        <w:t xml:space="preserve">FA12 – Código de recuperación no válido o incorrecto:</w:t>
+        <w:t xml:space="preserve">FA12 – Código de recuperación incorrecto:</w:t>
       </w:r>
     </w:p>
     <w:p>
@@ -5707,6 +5668,24 @@
           <w:sz w:val="22"/>
           <w:szCs w:val="22"/>
         </w:rPr>
+        <w:t xml:space="preserve">El sistema verifica que el código escrito no corresponde al enviado, o ya fue usado.</w:t>
+      </w:r>
+    </w:p>
+    <w:p>
+      <w:pPr>
+        <w:pStyle w:val="ListParagraph"/>
+        <w:numPr>
+          <w:ilvl w:val="0"/>
+          <w:numId w:val="17"/>
+        </w:numPr>
+        <w:spacing w:after="80"/>
+      </w:pPr>
+      <w:r>
+        <w:rPr>
+          <w:rFonts w:ascii="Calibri" w:cs="Calibri" w:eastAsia="Calibri" w:hAnsi="Calibri"/>
+          <w:sz w:val="22"/>
+          <w:szCs w:val="22"/>
+        </w:rPr>
         <w:t xml:space="preserve">El sistema muestra el mensaje: “El código de recuperación ingresado es incorrecto”.</w:t>
       </w:r>
     </w:p>
@@ -5725,7 +5704,7 @@
           <w:sz w:val="22"/>
           <w:szCs w:val="22"/>
         </w:rPr>
-        <w:t xml:space="preserve">El sistema retorna al paso 6 del Flujo 2.</w:t>
+        <w:t xml:space="preserve">El sistema retorna al paso 4 del Flujo 2.</w:t>
       </w:r>
     </w:p>
     <w:p>
@@ -5759,6 +5738,24 @@
           <w:sz w:val="22"/>
           <w:szCs w:val="22"/>
         </w:rPr>
+        <w:t xml:space="preserve">El sistema verifica que pasaron más de 15 minutos desde que se envió el código.</w:t>
+      </w:r>
+    </w:p>
+    <w:p>
+      <w:pPr>
+        <w:pStyle w:val="ListParagraph"/>
+        <w:numPr>
+          <w:ilvl w:val="0"/>
+          <w:numId w:val="18"/>
+        </w:numPr>
+        <w:spacing w:after="80"/>
+      </w:pPr>
+      <w:r>
+        <w:rPr>
+          <w:rFonts w:ascii="Calibri" w:cs="Calibri" w:eastAsia="Calibri" w:hAnsi="Calibri"/>
+          <w:sz w:val="22"/>
+          <w:szCs w:val="22"/>
+        </w:rPr>
         <w:t xml:space="preserve">El sistema muestra el mensaje: “El código de recuperación ha expirado. Solicite uno nuevo”.</w:t>
       </w:r>
     </w:p>
@@ -5777,7 +5774,7 @@
           <w:sz w:val="22"/>
           <w:szCs w:val="22"/>
         </w:rPr>
-        <w:t xml:space="preserve">El sistema retorna al paso 3 del Flujo 2.</w:t>
+        <w:t xml:space="preserve">El usuario regresa al paso 2 del Flujo 2 para solicitar un código nuevo.</w:t>
       </w:r>
     </w:p>
     <w:p>
@@ -5793,7 +5790,7 @@
           <w:sz w:val="22"/>
           <w:szCs w:val="22"/>
         </w:rPr>
-        <w:t xml:space="preserve">FA14 – Campos de contraseña vacíos (recuperación):</w:t>
+        <w:t xml:space="preserve">FA14 – Contraseña vacía:</w:t>
       </w:r>
     </w:p>
     <w:p>
@@ -5811,6 +5808,24 @@
           <w:sz w:val="22"/>
           <w:szCs w:val="22"/>
         </w:rPr>
+        <w:t xml:space="preserve">El usuario presiona “Validar” sin escribir y confirmar su nueva contraseña.</w:t>
+      </w:r>
+    </w:p>
+    <w:p>
+      <w:pPr>
+        <w:pStyle w:val="ListParagraph"/>
+        <w:numPr>
+          <w:ilvl w:val="0"/>
+          <w:numId w:val="19"/>
+        </w:numPr>
+        <w:spacing w:after="80"/>
+      </w:pPr>
+      <w:r>
+        <w:rPr>
+          <w:rFonts w:ascii="Calibri" w:cs="Calibri" w:eastAsia="Calibri" w:hAnsi="Calibri"/>
+          <w:sz w:val="22"/>
+          <w:szCs w:val="22"/>
+        </w:rPr>
         <w:t xml:space="preserve">El sistema muestra el mensaje: “Debe ingresar y confirmar su nueva contraseña”.</w:t>
       </w:r>
     </w:p>
@@ -5829,7 +5844,7 @@
           <w:sz w:val="22"/>
           <w:szCs w:val="22"/>
         </w:rPr>
-        <w:t xml:space="preserve">El sistema retorna al paso 7 del Flujo 2. El código de recuperación no se consume.</w:t>
+        <w:t xml:space="preserve">El sistema retorna al paso 4 del Flujo 2. El código no se consume.</w:t>
       </w:r>
     </w:p>
     <w:p>
@@ -5845,7 +5860,7 @@
           <w:sz w:val="22"/>
           <w:szCs w:val="22"/>
         </w:rPr>
-        <w:t xml:space="preserve">FA15 – Longitud de la contraseña fuera de rango (recuperación):</w:t>
+        <w:t xml:space="preserve">FA15 – Longitud de la contraseña fuera de rango:</w:t>
       </w:r>
     </w:p>
     <w:p>
@@ -5881,7 +5896,7 @@
           <w:sz w:val="22"/>
           <w:szCs w:val="22"/>
         </w:rPr>
-        <w:t xml:space="preserve">El sistema retorna al paso 7 del Flujo 2. El código de recuperación no se consume.</w:t>
+        <w:t xml:space="preserve">El sistema retorna al paso 4 del Flujo 2. El código no se consume.</w:t>
       </w:r>
     </w:p>
     <w:p>
@@ -5897,7 +5912,7 @@
           <w:sz w:val="22"/>
           <w:szCs w:val="22"/>
         </w:rPr>
-        <w:t xml:space="preserve">FA16 – Formato de la contraseña no válido (recuperación):</w:t>
+        <w:t xml:space="preserve">FA16 – Formato de la contraseña no válido:</w:t>
       </w:r>
     </w:p>
     <w:p>
@@ -5933,7 +5948,7 @@
           <w:sz w:val="22"/>
           <w:szCs w:val="22"/>
         </w:rPr>
-        <w:t xml:space="preserve">El sistema retorna al paso 7 del Flujo 2. El código de recuperación no se consume.</w:t>
+        <w:t xml:space="preserve">El sistema retorna al paso 4 del Flujo 2. El código no se consume.</w:t>
       </w:r>
     </w:p>
     <w:p>
@@ -5949,7 +5964,7 @@
           <w:sz w:val="22"/>
           <w:szCs w:val="22"/>
         </w:rPr>
-        <w:t xml:space="preserve">FA17 – Las contraseñas no coinciden (recuperación):</w:t>
+        <w:t xml:space="preserve">FA17 – Las contraseñas no coinciden:</w:t>
       </w:r>
     </w:p>
     <w:p>
@@ -5985,7 +6000,7 @@
           <w:sz w:val="22"/>
           <w:szCs w:val="22"/>
         </w:rPr>
-        <w:t xml:space="preserve">El sistema retorna al paso 7 del Flujo 2. El código de recuperación no se consume.</w:t>
+        <w:t xml:space="preserve">El sistema retorna al paso 4 del Flujo 2. El código no se consume.</w:t>
       </w:r>
     </w:p>
     <w:p>
@@ -6001,7 +6016,7 @@
           <w:sz w:val="22"/>
           <w:szCs w:val="22"/>
         </w:rPr>
-        <w:t xml:space="preserve">FA18 – Cancelar recuperación y volver al inicio de sesión:</w:t>
+        <w:t xml:space="preserve">FA18 – El usuario cancela la recuperación:</w:t>
       </w:r>
     </w:p>
     <w:p>
@@ -6019,7 +6034,7 @@
           <w:sz w:val="22"/>
           <w:szCs w:val="22"/>
         </w:rPr>
-        <w:t xml:space="preserve">En los pasos 3, 6 o 7 del Flujo 2, el usuario selecciona el enlace o botón “Volver al Inicio de Sesión”.</w:t>
+        <w:t xml:space="preserve">En cualquier momento, el usuario selecciona “Volver al Inicio de Sesión”.</w:t>
       </w:r>
     </w:p>
     <w:p>
@@ -6037,25 +6052,7 @@
           <w:sz w:val="22"/>
           <w:szCs w:val="22"/>
         </w:rPr>
-        <w:t xml:space="preserve">El sistema cancela la operación y no guarda cambios.</w:t>
-      </w:r>
-    </w:p>
-    <w:p>
-      <w:pPr>
-        <w:pStyle w:val="ListParagraph"/>
-        <w:numPr>
-          <w:ilvl w:val="0"/>
-          <w:numId w:val="23"/>
-        </w:numPr>
-        <w:spacing w:after="80"/>
-      </w:pPr>
-      <w:r>
-        <w:rPr>
-          <w:rFonts w:ascii="Calibri" w:cs="Calibri" w:eastAsia="Calibri" w:hAnsi="Calibri"/>
-          <w:sz w:val="22"/>
-          <w:szCs w:val="22"/>
-        </w:rPr>
-        <w:t xml:space="preserve">El sistema redirige al usuario a la pantalla de inicio de sesión (CU-00).</w:t>
+        <w:t xml:space="preserve">El sistema cancela la operación sin guardar cambios y lleva al usuario a la pantalla de acceso (CU-00).</w:t>
       </w:r>
     </w:p>
     <w:p>
@@ -6100,7 +6097,7 @@
           <w:sz w:val="22"/>
           <w:szCs w:val="22"/>
         </w:rPr>
-        <w:t xml:space="preserve">FA19 – Modificación de contraseña (contraseña actual incorrecta):</w:t>
+        <w:t xml:space="preserve">FA19 – Cambio de contraseña sin la contraseña actual correcta:</w:t>
       </w:r>
     </w:p>
     <w:p>
@@ -6118,7 +6115,7 @@
           <w:sz w:val="22"/>
           <w:szCs w:val="22"/>
         </w:rPr>
-        <w:t xml:space="preserve">Si el usuario ingresa una nueva contraseña, el sistema exige la contraseña actual como mecanismo de seguridad.</w:t>
+        <w:t xml:space="preserve">El usuario escribe una contraseña nueva, pero deja vacía la contraseña actual o escribe una incorrecta.</w:t>
       </w:r>
     </w:p>
     <w:p>
@@ -6136,7 +6133,7 @@
           <w:sz w:val="22"/>
           <w:szCs w:val="22"/>
         </w:rPr>
-        <w:t xml:space="preserve">Si la contraseña actual no es válida, el sistema muestra el mensaje: “Contraseña actual incorrecta”.</w:t>
+        <w:t xml:space="preserve">Si la dejó vacía, el sistema muestra el mensaje: “Debe ingresar su contraseña actual para poder cambiarla”. Si es incorrecta, muestra: “Contraseña actual incorrecta”. En ambos casos no se guarda ningún cambio.</w:t>
       </w:r>
     </w:p>
     <w:p>
@@ -6154,7 +6151,7 @@
           <w:sz w:val="22"/>
           <w:szCs w:val="22"/>
         </w:rPr>
-        <w:t xml:space="preserve">Retorna al paso 3 del Flujo 3. No se modifica ningún dato.</w:t>
+        <w:t xml:space="preserve">El sistema retorna al paso 2 del Flujo 3.</w:t>
       </w:r>
     </w:p>
     <w:p>
@@ -6170,7 +6167,7 @@
           <w:sz w:val="22"/>
           <w:szCs w:val="22"/>
         </w:rPr>
-        <w:t xml:space="preserve">FA20 – Correo electrónico ya registrado (perfil):</w:t>
+        <w:t xml:space="preserve">FA20 – Correo electrónico ya registrado:</w:t>
       </w:r>
     </w:p>
     <w:p>
@@ -6188,7 +6185,7 @@
           <w:sz w:val="22"/>
           <w:szCs w:val="22"/>
         </w:rPr>
-        <w:t xml:space="preserve">El sistema verifica que el nuevo correo ingresado pertenece a otra cuenta.</w:t>
+        <w:t xml:space="preserve">El sistema verifica que el nuevo correo pertenece a otra cuenta.</w:t>
       </w:r>
     </w:p>
     <w:p>
@@ -6224,7 +6221,7 @@
           <w:sz w:val="22"/>
           <w:szCs w:val="22"/>
         </w:rPr>
-        <w:t xml:space="preserve">Retorna al paso 3 del Flujo 3.</w:t>
+        <w:t xml:space="preserve">El sistema retorna al paso 2 del Flujo 3.</w:t>
       </w:r>
     </w:p>
     <w:p>
@@ -6240,7 +6237,7 @@
           <w:sz w:val="22"/>
           <w:szCs w:val="22"/>
         </w:rPr>
-        <w:t xml:space="preserve">FA21 – Formato de datos no válido (perfil):</w:t>
+        <w:t xml:space="preserve">FA21 – Formato de datos no válido:</w:t>
       </w:r>
     </w:p>
     <w:p>
@@ -6258,6 +6255,24 @@
           <w:sz w:val="22"/>
           <w:szCs w:val="22"/>
         </w:rPr>
+        <w:t xml:space="preserve">El sistema detecta un dato con formato incorrecto.</w:t>
+      </w:r>
+    </w:p>
+    <w:p>
+      <w:pPr>
+        <w:pStyle w:val="ListParagraph"/>
+        <w:numPr>
+          <w:ilvl w:val="0"/>
+          <w:numId w:val="26"/>
+        </w:numPr>
+        <w:spacing w:after="80"/>
+      </w:pPr>
+      <w:r>
+        <w:rPr>
+          <w:rFonts w:ascii="Calibri" w:cs="Calibri" w:eastAsia="Calibri" w:hAnsi="Calibri"/>
+          <w:sz w:val="22"/>
+          <w:szCs w:val="22"/>
+        </w:rPr>
         <w:t xml:space="preserve">El sistema muestra el mensaje: “Formato de datos no válido. Revise el campo: &lt;nombre del campo con error&gt;”.</w:t>
       </w:r>
     </w:p>
@@ -6276,7 +6291,7 @@
           <w:sz w:val="22"/>
           <w:szCs w:val="22"/>
         </w:rPr>
-        <w:t xml:space="preserve">El sistema retorna al paso 3 del Flujo 3.</w:t>
+        <w:t xml:space="preserve">El sistema retorna al paso 2 del Flujo 3.</w:t>
       </w:r>
     </w:p>
     <w:p>
@@ -6311,7 +6326,7 @@
           <w:sz w:val="22"/>
           <w:szCs w:val="22"/>
         </w:rPr>
-        <w:t xml:space="preserve">Registro: el nuevo usuario queda almacenado en la base de datos y puede iniciar sesión con sus credenciales.</w:t>
+        <w:t xml:space="preserve">Registro: la cuenta queda almacenada y la persona puede iniciar sesión con su correo y contraseña.</w:t>
       </w:r>
     </w:p>
     <w:p>
@@ -6329,7 +6344,7 @@
           <w:sz w:val="22"/>
           <w:szCs w:val="22"/>
         </w:rPr>
-        <w:t xml:space="preserve">Recuperación: la contraseña queda actualizada y cifrada; las sesiones activas previas quedan invalidadas; el código usado no puede reutilizarse.</w:t>
+        <w:t xml:space="preserve">Recuperación: la contraseña queda actualizada y cifrada, el código no puede volver a usarse y las sesiones anteriores quedan cerradas.</w:t>
       </w:r>
     </w:p>
     <w:p>
@@ -6347,7 +6362,7 @@
           <w:sz w:val="22"/>
           <w:szCs w:val="22"/>
         </w:rPr>
-        <w:t xml:space="preserve">Perfil: la información queda actualizada y disponible para las comunicaciones futuras; el cambio queda registrado en la bitácora de auditoría (CU-10).</w:t>
+        <w:t xml:space="preserve">Perfil: los datos quedan actualizados y el cambio queda registrado en la bitácora de auditoría (CU-10).</w:t>
       </w:r>
     </w:p>
     <w:p>
@@ -6400,7 +6415,7 @@
           <w:sz w:val="22"/>
           <w:szCs w:val="22"/>
         </w:rPr>
-        <w:t xml:space="preserve">El sistema debe validar los datos antes de almacenarlos; solo se aceptan correos con formato válido y el correo debe ser único por cuenta.</w:t>
+        <w:t xml:space="preserve">El sistema debe validar los datos antes de almacenarlos; el correo debe tener formato válido y ser único por cuenta.</w:t>
       </w:r>
     </w:p>
     <w:p>
@@ -6418,7 +6433,7 @@
           <w:sz w:val="22"/>
           <w:szCs w:val="22"/>
         </w:rPr>
-        <w:t xml:space="preserve">El código de recuperación debe tener un tiempo de expiración limitado (15 minutos) y ser de un solo uso.</w:t>
+        <w:t xml:space="preserve">El código de recuperación debe ser de un solo uso y vencer a los 15 minutos.</w:t>
       </w:r>
     </w:p>
     <w:p>
@@ -6436,7 +6451,7 @@
           <w:sz w:val="22"/>
           <w:szCs w:val="22"/>
         </w:rPr>
-        <w:t xml:space="preserve">Los cambios de información sensible deben quedar registrados en la bitácora de auditoría (CU-10).</w:t>
+        <w:t xml:space="preserve">Los cambios en los datos de la cuenta deben quedar registrados en la bitácora de auditoría (CU-10).</w:t>
       </w:r>
     </w:p>
     <w:p>
@@ -6454,7 +6469,7 @@
           <w:sz w:val="22"/>
           <w:szCs w:val="22"/>
         </w:rPr>
-        <w:t xml:space="preserve">El tiempo de respuesta del registro, del guardado del perfil y del envío del correo no debe superar 5 segundos.</w:t>
+        <w:t xml:space="preserve">El registro, el guardado del perfil y el envío del correo de recuperación deben responder en menos de 5 segundos.</w:t>
       </w:r>
     </w:p>
     <w:p>
@@ -6472,7 +6487,7 @@
           <w:sz w:val="22"/>
           <w:szCs w:val="22"/>
         </w:rPr>
-        <w:t xml:space="preserve">La información personal debe mantenerse protegida y el sistema debe estar disponible las 24 horas.</w:t>
+        <w:t xml:space="preserve">La información personal debe mantenerse protegida y el servicio debe estar disponible las 24 horas.</w:t>
       </w:r>
     </w:p>
     <w:p>
